--- a/Template_projet_TS1.docx
+++ b/Template_projet_TS1.docx
@@ -1,6 +1,6 @@
 
 <file path=word/document.xml><?xml version="1.0" encoding="utf-8"?>
-<w:document xmlns:wpc="http://schemas.microsoft.com/office/word/2010/wordprocessingCanvas" xmlns:cx="http://schemas.microsoft.com/office/drawing/2014/chartex" xmlns:cx1="http://schemas.microsoft.com/office/drawing/2015/9/8/chartex" xmlns:cx2="http://schemas.microsoft.com/office/drawing/2015/10/21/chartex" xmlns:cx3="http://schemas.microsoft.com/office/drawing/2016/5/9/chartex" xmlns:cx4="http://schemas.microsoft.com/office/drawing/2016/5/10/chartex" xmlns:cx5="http://schemas.microsoft.com/office/drawing/2016/5/11/chartex" xmlns:cx6="http://schemas.microsoft.com/office/drawing/2016/5/12/chartex" xmlns:cx7="http://schemas.microsoft.com/office/drawing/2016/5/13/chartex" xmlns:cx8="http://schemas.microsoft.com/office/drawing/2016/5/14/chartex" xmlns:mc="http://schemas.openxmlformats.org/markup-compatibility/2006" xmlns:aink="http://schemas.microsoft.com/office/drawing/2016/ink" xmlns:am3d="http://schemas.microsoft.com/office/drawing/2017/model3d" xmlns:o="urn:schemas-microsoft-com:office:office" xmlns:r="http://schemas.openxmlformats.org/officeDocument/2006/relationships" xmlns:m="http://schemas.openxmlformats.org/officeDocument/2006/math" xmlns:v="urn:schemas-microsoft-com:vml" xmlns:wp14="http://schemas.microsoft.com/office/word/2010/wordprocessingDrawing" xmlns:wp="http://schemas.openxmlformats.org/drawingml/2006/wordprocessingDrawing" xmlns:w10="urn:schemas-microsoft-com:office:word" xmlns:w="http://schemas.openxmlformats.org/wordprocessingml/2006/main" xmlns:w14="http://schemas.microsoft.com/office/word/2010/wordml" xmlns:w15="http://schemas.microsoft.com/office/word/2012/wordml" xmlns:w16cid="http://schemas.microsoft.com/office/word/2016/wordml/cid" xmlns:w16se="http://schemas.microsoft.com/office/word/2015/wordml/symex" xmlns:wpg="http://schemas.microsoft.com/office/word/2010/wordprocessingGroup" xmlns:wpi="http://schemas.microsoft.com/office/word/2010/wordprocessingInk" xmlns:wne="http://schemas.microsoft.com/office/word/2006/wordml" xmlns:wps="http://schemas.microsoft.com/office/word/2010/wordprocessingShape" mc:Ignorable="w14 w15 w16se w16cid wp14">
+<w:document xmlns:wpc="http://schemas.microsoft.com/office/word/2010/wordprocessingCanvas" xmlns:cx="http://schemas.microsoft.com/office/drawing/2014/chartex" xmlns:cx1="http://schemas.microsoft.com/office/drawing/2015/9/8/chartex" xmlns:cx2="http://schemas.microsoft.com/office/drawing/2015/10/21/chartex" xmlns:cx3="http://schemas.microsoft.com/office/drawing/2016/5/9/chartex" xmlns:cx4="http://schemas.microsoft.com/office/drawing/2016/5/10/chartex" xmlns:cx5="http://schemas.microsoft.com/office/drawing/2016/5/11/chartex" xmlns:cx6="http://schemas.microsoft.com/office/drawing/2016/5/12/chartex" xmlns:cx7="http://schemas.microsoft.com/office/drawing/2016/5/13/chartex" xmlns:cx8="http://schemas.microsoft.com/office/drawing/2016/5/14/chartex" xmlns:mc="http://schemas.openxmlformats.org/markup-compatibility/2006" xmlns:aink="http://schemas.microsoft.com/office/drawing/2016/ink" xmlns:am3d="http://schemas.microsoft.com/office/drawing/2017/model3d" xmlns:o="urn:schemas-microsoft-com:office:office" xmlns:oel="http://schemas.microsoft.com/office/2019/extlst" xmlns:r="http://schemas.openxmlformats.org/officeDocument/2006/relationships" xmlns:m="http://schemas.openxmlformats.org/officeDocument/2006/math" xmlns:v="urn:schemas-microsoft-com:vml" xmlns:wp14="http://schemas.microsoft.com/office/word/2010/wordprocessingDrawing" xmlns:wp="http://schemas.openxmlformats.org/drawingml/2006/wordprocessingDrawing" xmlns:w10="urn:schemas-microsoft-com:office:word" xmlns:w="http://schemas.openxmlformats.org/wordprocessingml/2006/main" xmlns:w14="http://schemas.microsoft.com/office/word/2010/wordml" xmlns:w15="http://schemas.microsoft.com/office/word/2012/wordml" xmlns:w16cex="http://schemas.microsoft.com/office/word/2018/wordml/cex" xmlns:w16cid="http://schemas.microsoft.com/office/word/2016/wordml/cid" xmlns:w16="http://schemas.microsoft.com/office/word/2018/wordml" xmlns:w16du="http://schemas.microsoft.com/office/word/2023/wordml/word16du" xmlns:w16sdtdh="http://schemas.microsoft.com/office/word/2020/wordml/sdtdatahash" xmlns:w16sdtfl="http://schemas.microsoft.com/office/word/2024/wordml/sdtformatlock" xmlns:w16se="http://schemas.microsoft.com/office/word/2015/wordml/symex" xmlns:wpg="http://schemas.microsoft.com/office/word/2010/wordprocessingGroup" xmlns:wpi="http://schemas.microsoft.com/office/word/2010/wordprocessingInk" xmlns:wne="http://schemas.microsoft.com/office/word/2006/wordml" xmlns:wps="http://schemas.microsoft.com/office/word/2010/wordprocessingShape" mc:Ignorable="w14 w15 w16se w16cid w16 w16cex w16sdtdh w16sdtfl w16du wp14">
   <w:body>
     <w:p>
       <w:pPr>
@@ -8,8 +8,6 @@
           <w:rFonts w:cstheme="minorHAnsi"/>
         </w:rPr>
       </w:pPr>
-      <w:bookmarkStart w:id="0" w:name="_GoBack"/>
-      <w:bookmarkEnd w:id="0"/>
     </w:p>
     <w:tbl>
       <w:tblPr>
@@ -93,10 +91,17 @@
           </w:tcPr>
           <w:p>
             <w:pPr>
+              <w:ind w:firstLine="708"/>
               <w:rPr>
                 <w:rFonts w:cstheme="minorHAnsi"/>
               </w:rPr>
             </w:pPr>
+            <w:r>
+              <w:rPr>
+                <w:rFonts w:cstheme="minorHAnsi"/>
+              </w:rPr>
+              <w:t>VIVIAN Tom</w:t>
+            </w:r>
           </w:p>
         </w:tc>
       </w:tr>
@@ -127,6 +132,12 @@
                 <w:rFonts w:cstheme="minorHAnsi"/>
               </w:rPr>
             </w:pPr>
+            <w:r>
+              <w:rPr>
+                <w:rFonts w:cstheme="minorHAnsi"/>
+              </w:rPr>
+              <w:t>PAUVERT Florian</w:t>
+            </w:r>
           </w:p>
         </w:tc>
       </w:tr>
@@ -1556,7 +1567,7 @@
           <w:lang w:val="fr-FR"/>
         </w:rPr>
       </w:pPr>
-      <w:bookmarkStart w:id="1" w:name="_Toc214911058"/>
+      <w:bookmarkStart w:id="0" w:name="_Toc214911058"/>
       <w:r>
         <w:rPr>
           <w:rFonts w:asciiTheme="minorHAnsi" w:hAnsiTheme="minorHAnsi" w:cstheme="minorHAnsi"/>
@@ -1566,7 +1577,7 @@
         <w:lastRenderedPageBreak/>
         <w:t>1. Problème physique (Séance 1)</w:t>
       </w:r>
-      <w:bookmarkEnd w:id="1"/>
+      <w:bookmarkEnd w:id="0"/>
       <w:r>
         <w:rPr>
           <w:rFonts w:asciiTheme="minorHAnsi" w:hAnsiTheme="minorHAnsi" w:cstheme="minorHAnsi"/>
@@ -1625,7 +1636,7 @@
           <w:color w:val="000000" w:themeColor="text1"/>
         </w:rPr>
       </w:pPr>
-      <w:bookmarkStart w:id="2" w:name="_Toc214911059"/>
+      <w:bookmarkStart w:id="1" w:name="_Toc214911059"/>
       <w:r>
         <w:rPr>
           <w:rFonts w:asciiTheme="minorHAnsi" w:hAnsiTheme="minorHAnsi" w:cstheme="minorHAnsi"/>
@@ -1634,7 +1645,7 @@
         </w:rPr>
         <w:t>1.1. Représentation du système</w:t>
       </w:r>
-      <w:bookmarkEnd w:id="2"/>
+      <w:bookmarkEnd w:id="1"/>
       <w:r>
         <w:rPr>
           <w:rFonts w:asciiTheme="minorHAnsi" w:hAnsiTheme="minorHAnsi" w:cstheme="minorHAnsi"/>
@@ -1679,7 +1690,7 @@
           <w:color w:val="000000" w:themeColor="text1"/>
         </w:rPr>
       </w:pPr>
-      <w:bookmarkStart w:id="3" w:name="_Toc214911060"/>
+      <w:bookmarkStart w:id="2" w:name="_Toc214911060"/>
       <w:r>
         <w:rPr>
           <w:rFonts w:asciiTheme="minorHAnsi" w:hAnsiTheme="minorHAnsi" w:cstheme="minorHAnsi"/>
@@ -1704,7 +1715,7 @@
         </w:rPr>
         <w:t>. Modèle physique</w:t>
       </w:r>
-      <w:bookmarkEnd w:id="3"/>
+      <w:bookmarkEnd w:id="2"/>
       <w:r>
         <w:rPr>
           <w:rFonts w:asciiTheme="minorHAnsi" w:hAnsiTheme="minorHAnsi" w:cstheme="minorHAnsi"/>
@@ -1765,7 +1776,7 @@
           <w:lang w:val="fr-FR"/>
         </w:rPr>
       </w:pPr>
-      <w:bookmarkStart w:id="4" w:name="_Toc214911061"/>
+      <w:bookmarkStart w:id="3" w:name="_Toc214911061"/>
       <w:r>
         <w:rPr>
           <w:rFonts w:asciiTheme="minorHAnsi" w:hAnsiTheme="minorHAnsi" w:cstheme="minorHAnsi"/>
@@ -1822,7 +1833,7 @@
         </w:rPr>
         <w:t xml:space="preserve"> 1 et 2)</w:t>
       </w:r>
-      <w:bookmarkEnd w:id="4"/>
+      <w:bookmarkEnd w:id="3"/>
     </w:p>
     <w:p/>
     <w:p>
@@ -1842,7 +1853,7 @@
         </w:rPr>
         <w:tab/>
       </w:r>
-      <w:bookmarkStart w:id="5" w:name="_Toc214911062"/>
+      <w:bookmarkStart w:id="4" w:name="_Toc214911062"/>
       <w:r>
         <w:rPr>
           <w:rFonts w:asciiTheme="minorHAnsi" w:hAnsiTheme="minorHAnsi" w:cstheme="minorHAnsi"/>
@@ -1859,7 +1870,7 @@
         </w:rPr>
         <w:t xml:space="preserve"> à utiliser</w:t>
       </w:r>
-      <w:bookmarkEnd w:id="5"/>
+      <w:bookmarkEnd w:id="4"/>
     </w:p>
     <w:p>
       <w:pPr>
@@ -1896,23 +1907,7 @@
           <w:rFonts w:cstheme="minorHAnsi"/>
           <w:color w:val="000000" w:themeColor="text1"/>
         </w:rPr>
-        <w:t xml:space="preserve"> à la résolution de la problématique (</w:t>
-      </w:r>
-      <w:proofErr w:type="spellStart"/>
-      <w:r>
-        <w:rPr>
-          <w:rFonts w:cstheme="minorHAnsi"/>
-          <w:color w:val="000000" w:themeColor="text1"/>
-        </w:rPr>
-        <w:t>FFT</w:t>
-      </w:r>
-      <w:proofErr w:type="spellEnd"/>
-      <w:r>
-        <w:rPr>
-          <w:rFonts w:cstheme="minorHAnsi"/>
-          <w:color w:val="000000" w:themeColor="text1"/>
-        </w:rPr>
-        <w:t>, spectre, recherche de pics, filtrage, spectrogramme, lissage, etc.)</w:t>
+        <w:t xml:space="preserve"> à la résolution de la problématique (FFT, spectre, recherche de pics, filtrage, spectrogramme, lissage, etc.)</w:t>
       </w:r>
       <w:r>
         <w:rPr>
@@ -1939,7 +1934,7 @@
         </w:rPr>
         <w:tab/>
       </w:r>
-      <w:bookmarkStart w:id="6" w:name="_Toc214911063"/>
+      <w:bookmarkStart w:id="5" w:name="_Toc214911063"/>
       <w:r>
         <w:rPr>
           <w:rFonts w:asciiTheme="minorHAnsi" w:hAnsiTheme="minorHAnsi" w:cstheme="minorHAnsi"/>
@@ -1956,7 +1951,7 @@
         </w:rPr>
         <w:t>algorithme</w:t>
       </w:r>
-      <w:bookmarkEnd w:id="6"/>
+      <w:bookmarkEnd w:id="5"/>
     </w:p>
     <w:p>
       <w:pPr>
@@ -1999,7 +1994,7 @@
         </w:rPr>
         <w:tab/>
       </w:r>
-      <w:bookmarkStart w:id="7" w:name="_Toc214911064"/>
+      <w:bookmarkStart w:id="6" w:name="_Toc214911064"/>
       <w:r>
         <w:rPr>
           <w:rFonts w:asciiTheme="minorHAnsi" w:hAnsiTheme="minorHAnsi" w:cstheme="minorHAnsi"/>
@@ -2016,7 +2011,7 @@
         </w:rPr>
         <w:t>Ecrire le code Matlab</w:t>
       </w:r>
-      <w:bookmarkEnd w:id="7"/>
+      <w:bookmarkEnd w:id="6"/>
     </w:p>
     <w:p>
       <w:pPr>
@@ -2059,7 +2054,7 @@
         </w:rPr>
         <w:tab/>
       </w:r>
-      <w:bookmarkStart w:id="8" w:name="_Toc214911065"/>
+      <w:bookmarkStart w:id="7" w:name="_Toc214911065"/>
       <w:r>
         <w:rPr>
           <w:rFonts w:asciiTheme="minorHAnsi" w:hAnsiTheme="minorHAnsi" w:cstheme="minorHAnsi"/>
@@ -2084,7 +2079,7 @@
         </w:rPr>
         <w:t>s</w:t>
       </w:r>
-      <w:bookmarkEnd w:id="8"/>
+      <w:bookmarkEnd w:id="7"/>
     </w:p>
     <w:p>
       <w:pPr>
@@ -2134,7 +2129,7 @@
         </w:rPr>
         <w:tab/>
       </w:r>
-      <w:bookmarkStart w:id="9" w:name="_Toc214911066"/>
+      <w:bookmarkStart w:id="8" w:name="_Toc214911066"/>
       <w:r>
         <w:rPr>
           <w:rFonts w:asciiTheme="minorHAnsi" w:hAnsiTheme="minorHAnsi" w:cstheme="minorHAnsi"/>
@@ -2151,7 +2146,7 @@
         </w:rPr>
         <w:t>Critique des résultats</w:t>
       </w:r>
-      <w:bookmarkEnd w:id="9"/>
+      <w:bookmarkEnd w:id="8"/>
     </w:p>
     <w:p>
       <w:pPr>
@@ -2179,7 +2174,7 @@
           <w:lang w:val="fr-FR"/>
         </w:rPr>
       </w:pPr>
-      <w:bookmarkStart w:id="10" w:name="_Toc214911067"/>
+      <w:bookmarkStart w:id="9" w:name="_Toc214911067"/>
       <w:r>
         <w:rPr>
           <w:rFonts w:asciiTheme="minorHAnsi" w:hAnsiTheme="minorHAnsi" w:cstheme="minorHAnsi"/>
@@ -2228,7 +2223,7 @@
         </w:rPr>
         <w:t>)</w:t>
       </w:r>
-      <w:bookmarkEnd w:id="10"/>
+      <w:bookmarkEnd w:id="9"/>
     </w:p>
     <w:p/>
     <w:p>
@@ -2249,7 +2244,7 @@
         </w:rPr>
         <w:tab/>
       </w:r>
-      <w:bookmarkStart w:id="11" w:name="_Toc214911068"/>
+      <w:bookmarkStart w:id="10" w:name="_Toc214911068"/>
       <w:r>
         <w:rPr>
           <w:rFonts w:asciiTheme="minorHAnsi" w:hAnsiTheme="minorHAnsi" w:cstheme="minorHAnsi"/>
@@ -2258,7 +2253,7 @@
         </w:rPr>
         <w:t>3.1 Définir les outils de traitement du signal à utiliser</w:t>
       </w:r>
-      <w:bookmarkEnd w:id="11"/>
+      <w:bookmarkEnd w:id="10"/>
     </w:p>
     <w:p>
       <w:pPr>
@@ -2288,23 +2283,7 @@
           <w:rFonts w:cstheme="minorHAnsi"/>
           <w:color w:val="000000" w:themeColor="text1"/>
         </w:rPr>
-        <w:t xml:space="preserve"> à la résolution de la problématique (</w:t>
-      </w:r>
-      <w:proofErr w:type="spellStart"/>
-      <w:r>
-        <w:rPr>
-          <w:rFonts w:cstheme="minorHAnsi"/>
-          <w:color w:val="000000" w:themeColor="text1"/>
-        </w:rPr>
-        <w:t>FFT</w:t>
-      </w:r>
-      <w:proofErr w:type="spellEnd"/>
-      <w:r>
-        <w:rPr>
-          <w:rFonts w:cstheme="minorHAnsi"/>
-          <w:color w:val="000000" w:themeColor="text1"/>
-        </w:rPr>
-        <w:t>, spectre, recherche de pics, filtrage, spectrogramme, lissage, etc.)</w:t>
+        <w:t xml:space="preserve"> à la résolution de la problématique (FFT, spectre, recherche de pics, filtrage, spectrogramme, lissage, etc.)</w:t>
       </w:r>
       <w:r>
         <w:rPr>
@@ -2331,7 +2310,7 @@
         </w:rPr>
         <w:tab/>
       </w:r>
-      <w:bookmarkStart w:id="12" w:name="_Toc214911069"/>
+      <w:bookmarkStart w:id="11" w:name="_Toc214911069"/>
       <w:r>
         <w:rPr>
           <w:rFonts w:asciiTheme="minorHAnsi" w:hAnsiTheme="minorHAnsi" w:cstheme="minorHAnsi"/>
@@ -2340,7 +2319,7 @@
         </w:rPr>
         <w:t>3.2 Proposer un algorithme</w:t>
       </w:r>
-      <w:bookmarkEnd w:id="12"/>
+      <w:bookmarkEnd w:id="11"/>
     </w:p>
     <w:p>
       <w:pPr>
@@ -2389,7 +2368,7 @@
         </w:rPr>
         <w:tab/>
       </w:r>
-      <w:bookmarkStart w:id="13" w:name="_Toc214911070"/>
+      <w:bookmarkStart w:id="12" w:name="_Toc214911070"/>
       <w:r>
         <w:rPr>
           <w:rFonts w:asciiTheme="minorHAnsi" w:hAnsiTheme="minorHAnsi" w:cstheme="minorHAnsi"/>
@@ -2406,7 +2385,7 @@
         </w:rPr>
         <w:t>Ecrire le code Matlab</w:t>
       </w:r>
-      <w:bookmarkEnd w:id="13"/>
+      <w:bookmarkEnd w:id="12"/>
     </w:p>
     <w:p>
       <w:pPr>
@@ -2449,7 +2428,7 @@
         </w:rPr>
         <w:tab/>
       </w:r>
-      <w:bookmarkStart w:id="14" w:name="_Toc214911071"/>
+      <w:bookmarkStart w:id="13" w:name="_Toc214911071"/>
       <w:r>
         <w:rPr>
           <w:rFonts w:asciiTheme="minorHAnsi" w:hAnsiTheme="minorHAnsi" w:cstheme="minorHAnsi"/>
@@ -2474,7 +2453,7 @@
         </w:rPr>
         <w:t>s</w:t>
       </w:r>
-      <w:bookmarkEnd w:id="14"/>
+      <w:bookmarkEnd w:id="13"/>
     </w:p>
     <w:p>
       <w:pPr>
@@ -2524,7 +2503,7 @@
         </w:rPr>
         <w:tab/>
       </w:r>
-      <w:bookmarkStart w:id="15" w:name="_Toc214911072"/>
+      <w:bookmarkStart w:id="14" w:name="_Toc214911072"/>
       <w:r>
         <w:rPr>
           <w:rFonts w:asciiTheme="minorHAnsi" w:hAnsiTheme="minorHAnsi" w:cstheme="minorHAnsi"/>
@@ -2533,7 +2512,7 @@
         </w:rPr>
         <w:t>3.5 Critique des résultats</w:t>
       </w:r>
-      <w:bookmarkEnd w:id="15"/>
+      <w:bookmarkEnd w:id="14"/>
     </w:p>
     <w:p>
       <w:pPr>
@@ -2554,7 +2533,7 @@
           <w:lang w:val="fr-FR"/>
         </w:rPr>
       </w:pPr>
-      <w:bookmarkStart w:id="16" w:name="_Toc214911073"/>
+      <w:bookmarkStart w:id="15" w:name="_Toc214911073"/>
       <w:r>
         <w:rPr>
           <w:rFonts w:asciiTheme="minorHAnsi" w:hAnsiTheme="minorHAnsi" w:cstheme="minorHAnsi"/>
@@ -2596,7 +2575,7 @@
         </w:rPr>
         <w:t xml:space="preserve"> (Séance 4 et 5)</w:t>
       </w:r>
-      <w:bookmarkEnd w:id="16"/>
+      <w:bookmarkEnd w:id="15"/>
     </w:p>
     <w:p>
       <w:pPr>
@@ -2784,7 +2763,7 @@
 </file>
 
 <file path=word/endnotes.xml><?xml version="1.0" encoding="utf-8"?>
-<w:endnotes xmlns:wpc="http://schemas.microsoft.com/office/word/2010/wordprocessingCanvas" xmlns:cx="http://schemas.microsoft.com/office/drawing/2014/chartex" xmlns:cx1="http://schemas.microsoft.com/office/drawing/2015/9/8/chartex" xmlns:cx2="http://schemas.microsoft.com/office/drawing/2015/10/21/chartex" xmlns:cx3="http://schemas.microsoft.com/office/drawing/2016/5/9/chartex" xmlns:cx4="http://schemas.microsoft.com/office/drawing/2016/5/10/chartex" xmlns:cx5="http://schemas.microsoft.com/office/drawing/2016/5/11/chartex" xmlns:cx6="http://schemas.microsoft.com/office/drawing/2016/5/12/chartex" xmlns:cx7="http://schemas.microsoft.com/office/drawing/2016/5/13/chartex" xmlns:cx8="http://schemas.microsoft.com/office/drawing/2016/5/14/chartex" xmlns:mc="http://schemas.openxmlformats.org/markup-compatibility/2006" xmlns:aink="http://schemas.microsoft.com/office/drawing/2016/ink" xmlns:am3d="http://schemas.microsoft.com/office/drawing/2017/model3d" xmlns:o="urn:schemas-microsoft-com:office:office" xmlns:r="http://schemas.openxmlformats.org/officeDocument/2006/relationships" xmlns:m="http://schemas.openxmlformats.org/officeDocument/2006/math" xmlns:v="urn:schemas-microsoft-com:vml" xmlns:wp14="http://schemas.microsoft.com/office/word/2010/wordprocessingDrawing" xmlns:wp="http://schemas.openxmlformats.org/drawingml/2006/wordprocessingDrawing" xmlns:w10="urn:schemas-microsoft-com:office:word" xmlns:w="http://schemas.openxmlformats.org/wordprocessingml/2006/main" xmlns:w14="http://schemas.microsoft.com/office/word/2010/wordml" xmlns:w15="http://schemas.microsoft.com/office/word/2012/wordml" xmlns:w16cid="http://schemas.microsoft.com/office/word/2016/wordml/cid" xmlns:w16se="http://schemas.microsoft.com/office/word/2015/wordml/symex" xmlns:wpg="http://schemas.microsoft.com/office/word/2010/wordprocessingGroup" xmlns:wpi="http://schemas.microsoft.com/office/word/2010/wordprocessingInk" xmlns:wne="http://schemas.microsoft.com/office/word/2006/wordml" xmlns:wps="http://schemas.microsoft.com/office/word/2010/wordprocessingShape" mc:Ignorable="w14 w15 w16se w16cid wp14">
+<w:endnotes xmlns:wpc="http://schemas.microsoft.com/office/word/2010/wordprocessingCanvas" xmlns:cx="http://schemas.microsoft.com/office/drawing/2014/chartex" xmlns:cx1="http://schemas.microsoft.com/office/drawing/2015/9/8/chartex" xmlns:cx2="http://schemas.microsoft.com/office/drawing/2015/10/21/chartex" xmlns:cx3="http://schemas.microsoft.com/office/drawing/2016/5/9/chartex" xmlns:cx4="http://schemas.microsoft.com/office/drawing/2016/5/10/chartex" xmlns:cx5="http://schemas.microsoft.com/office/drawing/2016/5/11/chartex" xmlns:cx6="http://schemas.microsoft.com/office/drawing/2016/5/12/chartex" xmlns:cx7="http://schemas.microsoft.com/office/drawing/2016/5/13/chartex" xmlns:cx8="http://schemas.microsoft.com/office/drawing/2016/5/14/chartex" xmlns:mc="http://schemas.openxmlformats.org/markup-compatibility/2006" xmlns:aink="http://schemas.microsoft.com/office/drawing/2016/ink" xmlns:am3d="http://schemas.microsoft.com/office/drawing/2017/model3d" xmlns:o="urn:schemas-microsoft-com:office:office" xmlns:oel="http://schemas.microsoft.com/office/2019/extlst" xmlns:r="http://schemas.openxmlformats.org/officeDocument/2006/relationships" xmlns:m="http://schemas.openxmlformats.org/officeDocument/2006/math" xmlns:v="urn:schemas-microsoft-com:vml" xmlns:wp14="http://schemas.microsoft.com/office/word/2010/wordprocessingDrawing" xmlns:wp="http://schemas.openxmlformats.org/drawingml/2006/wordprocessingDrawing" xmlns:w10="urn:schemas-microsoft-com:office:word" xmlns:w="http://schemas.openxmlformats.org/wordprocessingml/2006/main" xmlns:w14="http://schemas.microsoft.com/office/word/2010/wordml" xmlns:w15="http://schemas.microsoft.com/office/word/2012/wordml" xmlns:w16cex="http://schemas.microsoft.com/office/word/2018/wordml/cex" xmlns:w16cid="http://schemas.microsoft.com/office/word/2016/wordml/cid" xmlns:w16="http://schemas.microsoft.com/office/word/2018/wordml" xmlns:w16du="http://schemas.microsoft.com/office/word/2023/wordml/word16du" xmlns:w16sdtdh="http://schemas.microsoft.com/office/word/2020/wordml/sdtdatahash" xmlns:w16sdtfl="http://schemas.microsoft.com/office/word/2024/wordml/sdtformatlock" xmlns:w16se="http://schemas.microsoft.com/office/word/2015/wordml/symex" xmlns:wpg="http://schemas.microsoft.com/office/word/2010/wordprocessingGroup" xmlns:wpi="http://schemas.microsoft.com/office/word/2010/wordprocessingInk" xmlns:wne="http://schemas.microsoft.com/office/word/2006/wordml" xmlns:wps="http://schemas.microsoft.com/office/word/2010/wordprocessingShape" mc:Ignorable="w14 w15 w16se w16cid w16 w16cex w16sdtdh w16sdtfl w16du wp14">
   <w:endnote w:type="separator" w:id="-1">
     <w:p>
       <w:pPr>
@@ -2809,7 +2788,7 @@
 </file>
 
 <file path=word/footer1.xml><?xml version="1.0" encoding="utf-8"?>
-<w:ftr xmlns:wpc="http://schemas.microsoft.com/office/word/2010/wordprocessingCanvas" xmlns:cx="http://schemas.microsoft.com/office/drawing/2014/chartex" xmlns:cx1="http://schemas.microsoft.com/office/drawing/2015/9/8/chartex" xmlns:cx2="http://schemas.microsoft.com/office/drawing/2015/10/21/chartex" xmlns:cx3="http://schemas.microsoft.com/office/drawing/2016/5/9/chartex" xmlns:cx4="http://schemas.microsoft.com/office/drawing/2016/5/10/chartex" xmlns:cx5="http://schemas.microsoft.com/office/drawing/2016/5/11/chartex" xmlns:cx6="http://schemas.microsoft.com/office/drawing/2016/5/12/chartex" xmlns:cx7="http://schemas.microsoft.com/office/drawing/2016/5/13/chartex" xmlns:cx8="http://schemas.microsoft.com/office/drawing/2016/5/14/chartex" xmlns:mc="http://schemas.openxmlformats.org/markup-compatibility/2006" xmlns:aink="http://schemas.microsoft.com/office/drawing/2016/ink" xmlns:am3d="http://schemas.microsoft.com/office/drawing/2017/model3d" xmlns:o="urn:schemas-microsoft-com:office:office" xmlns:r="http://schemas.openxmlformats.org/officeDocument/2006/relationships" xmlns:m="http://schemas.openxmlformats.org/officeDocument/2006/math" xmlns:v="urn:schemas-microsoft-com:vml" xmlns:wp14="http://schemas.microsoft.com/office/word/2010/wordprocessingDrawing" xmlns:wp="http://schemas.openxmlformats.org/drawingml/2006/wordprocessingDrawing" xmlns:w10="urn:schemas-microsoft-com:office:word" xmlns:w="http://schemas.openxmlformats.org/wordprocessingml/2006/main" xmlns:w14="http://schemas.microsoft.com/office/word/2010/wordml" xmlns:w15="http://schemas.microsoft.com/office/word/2012/wordml" xmlns:w16cid="http://schemas.microsoft.com/office/word/2016/wordml/cid" xmlns:w16se="http://schemas.microsoft.com/office/word/2015/wordml/symex" xmlns:wpg="http://schemas.microsoft.com/office/word/2010/wordprocessingGroup" xmlns:wpi="http://schemas.microsoft.com/office/word/2010/wordprocessingInk" xmlns:wne="http://schemas.microsoft.com/office/word/2006/wordml" xmlns:wps="http://schemas.microsoft.com/office/word/2010/wordprocessingShape" mc:Ignorable="w14 w15 w16se w16cid wp14">
+<w:ftr xmlns:wpc="http://schemas.microsoft.com/office/word/2010/wordprocessingCanvas" xmlns:cx="http://schemas.microsoft.com/office/drawing/2014/chartex" xmlns:cx1="http://schemas.microsoft.com/office/drawing/2015/9/8/chartex" xmlns:cx2="http://schemas.microsoft.com/office/drawing/2015/10/21/chartex" xmlns:cx3="http://schemas.microsoft.com/office/drawing/2016/5/9/chartex" xmlns:cx4="http://schemas.microsoft.com/office/drawing/2016/5/10/chartex" xmlns:cx5="http://schemas.microsoft.com/office/drawing/2016/5/11/chartex" xmlns:cx6="http://schemas.microsoft.com/office/drawing/2016/5/12/chartex" xmlns:cx7="http://schemas.microsoft.com/office/drawing/2016/5/13/chartex" xmlns:cx8="http://schemas.microsoft.com/office/drawing/2016/5/14/chartex" xmlns:mc="http://schemas.openxmlformats.org/markup-compatibility/2006" xmlns:aink="http://schemas.microsoft.com/office/drawing/2016/ink" xmlns:am3d="http://schemas.microsoft.com/office/drawing/2017/model3d" xmlns:o="urn:schemas-microsoft-com:office:office" xmlns:oel="http://schemas.microsoft.com/office/2019/extlst" xmlns:r="http://schemas.openxmlformats.org/officeDocument/2006/relationships" xmlns:m="http://schemas.openxmlformats.org/officeDocument/2006/math" xmlns:v="urn:schemas-microsoft-com:vml" xmlns:wp14="http://schemas.microsoft.com/office/word/2010/wordprocessingDrawing" xmlns:wp="http://schemas.openxmlformats.org/drawingml/2006/wordprocessingDrawing" xmlns:w10="urn:schemas-microsoft-com:office:word" xmlns:w="http://schemas.openxmlformats.org/wordprocessingml/2006/main" xmlns:w14="http://schemas.microsoft.com/office/word/2010/wordml" xmlns:w15="http://schemas.microsoft.com/office/word/2012/wordml" xmlns:w16cex="http://schemas.microsoft.com/office/word/2018/wordml/cex" xmlns:w16cid="http://schemas.microsoft.com/office/word/2016/wordml/cid" xmlns:w16="http://schemas.microsoft.com/office/word/2018/wordml" xmlns:w16du="http://schemas.microsoft.com/office/word/2023/wordml/word16du" xmlns:w16sdtdh="http://schemas.microsoft.com/office/word/2020/wordml/sdtdatahash" xmlns:w16sdtfl="http://schemas.microsoft.com/office/word/2024/wordml/sdtformatlock" xmlns:w16se="http://schemas.microsoft.com/office/word/2015/wordml/symex" xmlns:wpg="http://schemas.microsoft.com/office/word/2010/wordprocessingGroup" xmlns:wpi="http://schemas.microsoft.com/office/word/2010/wordprocessingInk" xmlns:wne="http://schemas.microsoft.com/office/word/2006/wordml" xmlns:wps="http://schemas.microsoft.com/office/word/2010/wordprocessingShape" mc:Ignorable="w14 w15 w16se w16cid w16 w16cex w16sdtdh w16sdtfl w16du wp14">
   <w:sdt>
     <w:sdtPr>
       <w:id w:val="2023195265"/>
@@ -2916,7 +2895,7 @@
 </file>
 
 <file path=word/footnotes.xml><?xml version="1.0" encoding="utf-8"?>
-<w:footnotes xmlns:wpc="http://schemas.microsoft.com/office/word/2010/wordprocessingCanvas" xmlns:cx="http://schemas.microsoft.com/office/drawing/2014/chartex" xmlns:cx1="http://schemas.microsoft.com/office/drawing/2015/9/8/chartex" xmlns:cx2="http://schemas.microsoft.com/office/drawing/2015/10/21/chartex" xmlns:cx3="http://schemas.microsoft.com/office/drawing/2016/5/9/chartex" xmlns:cx4="http://schemas.microsoft.com/office/drawing/2016/5/10/chartex" xmlns:cx5="http://schemas.microsoft.com/office/drawing/2016/5/11/chartex" xmlns:cx6="http://schemas.microsoft.com/office/drawing/2016/5/12/chartex" xmlns:cx7="http://schemas.microsoft.com/office/drawing/2016/5/13/chartex" xmlns:cx8="http://schemas.microsoft.com/office/drawing/2016/5/14/chartex" xmlns:mc="http://schemas.openxmlformats.org/markup-compatibility/2006" xmlns:aink="http://schemas.microsoft.com/office/drawing/2016/ink" xmlns:am3d="http://schemas.microsoft.com/office/drawing/2017/model3d" xmlns:o="urn:schemas-microsoft-com:office:office" xmlns:r="http://schemas.openxmlformats.org/officeDocument/2006/relationships" xmlns:m="http://schemas.openxmlformats.org/officeDocument/2006/math" xmlns:v="urn:schemas-microsoft-com:vml" xmlns:wp14="http://schemas.microsoft.com/office/word/2010/wordprocessingDrawing" xmlns:wp="http://schemas.openxmlformats.org/drawingml/2006/wordprocessingDrawing" xmlns:w10="urn:schemas-microsoft-com:office:word" xmlns:w="http://schemas.openxmlformats.org/wordprocessingml/2006/main" xmlns:w14="http://schemas.microsoft.com/office/word/2010/wordml" xmlns:w15="http://schemas.microsoft.com/office/word/2012/wordml" xmlns:w16cid="http://schemas.microsoft.com/office/word/2016/wordml/cid" xmlns:w16se="http://schemas.microsoft.com/office/word/2015/wordml/symex" xmlns:wpg="http://schemas.microsoft.com/office/word/2010/wordprocessingGroup" xmlns:wpi="http://schemas.microsoft.com/office/word/2010/wordprocessingInk" xmlns:wne="http://schemas.microsoft.com/office/word/2006/wordml" xmlns:wps="http://schemas.microsoft.com/office/word/2010/wordprocessingShape" mc:Ignorable="w14 w15 w16se w16cid wp14">
+<w:footnotes xmlns:wpc="http://schemas.microsoft.com/office/word/2010/wordprocessingCanvas" xmlns:cx="http://schemas.microsoft.com/office/drawing/2014/chartex" xmlns:cx1="http://schemas.microsoft.com/office/drawing/2015/9/8/chartex" xmlns:cx2="http://schemas.microsoft.com/office/drawing/2015/10/21/chartex" xmlns:cx3="http://schemas.microsoft.com/office/drawing/2016/5/9/chartex" xmlns:cx4="http://schemas.microsoft.com/office/drawing/2016/5/10/chartex" xmlns:cx5="http://schemas.microsoft.com/office/drawing/2016/5/11/chartex" xmlns:cx6="http://schemas.microsoft.com/office/drawing/2016/5/12/chartex" xmlns:cx7="http://schemas.microsoft.com/office/drawing/2016/5/13/chartex" xmlns:cx8="http://schemas.microsoft.com/office/drawing/2016/5/14/chartex" xmlns:mc="http://schemas.openxmlformats.org/markup-compatibility/2006" xmlns:aink="http://schemas.microsoft.com/office/drawing/2016/ink" xmlns:am3d="http://schemas.microsoft.com/office/drawing/2017/model3d" xmlns:o="urn:schemas-microsoft-com:office:office" xmlns:oel="http://schemas.microsoft.com/office/2019/extlst" xmlns:r="http://schemas.openxmlformats.org/officeDocument/2006/relationships" xmlns:m="http://schemas.openxmlformats.org/officeDocument/2006/math" xmlns:v="urn:schemas-microsoft-com:vml" xmlns:wp14="http://schemas.microsoft.com/office/word/2010/wordprocessingDrawing" xmlns:wp="http://schemas.openxmlformats.org/drawingml/2006/wordprocessingDrawing" xmlns:w10="urn:schemas-microsoft-com:office:word" xmlns:w="http://schemas.openxmlformats.org/wordprocessingml/2006/main" xmlns:w14="http://schemas.microsoft.com/office/word/2010/wordml" xmlns:w15="http://schemas.microsoft.com/office/word/2012/wordml" xmlns:w16cex="http://schemas.microsoft.com/office/word/2018/wordml/cex" xmlns:w16cid="http://schemas.microsoft.com/office/word/2016/wordml/cid" xmlns:w16="http://schemas.microsoft.com/office/word/2018/wordml" xmlns:w16du="http://schemas.microsoft.com/office/word/2023/wordml/word16du" xmlns:w16sdtdh="http://schemas.microsoft.com/office/word/2020/wordml/sdtdatahash" xmlns:w16sdtfl="http://schemas.microsoft.com/office/word/2024/wordml/sdtformatlock" xmlns:w16se="http://schemas.microsoft.com/office/word/2015/wordml/symex" xmlns:wpg="http://schemas.microsoft.com/office/word/2010/wordprocessingGroup" xmlns:wpi="http://schemas.microsoft.com/office/word/2010/wordprocessingInk" xmlns:wne="http://schemas.microsoft.com/office/word/2006/wordml" xmlns:wps="http://schemas.microsoft.com/office/word/2010/wordprocessingShape" mc:Ignorable="w14 w15 w16se w16cid w16 w16cex w16sdtdh w16sdtfl w16du wp14">
   <w:footnote w:type="separator" w:id="-1">
     <w:p>
       <w:pPr>
@@ -2941,7 +2920,7 @@
 </file>
 
 <file path=word/styles.xml><?xml version="1.0" encoding="utf-8"?>
-<w:styles xmlns:mc="http://schemas.openxmlformats.org/markup-compatibility/2006" xmlns:r="http://schemas.openxmlformats.org/officeDocument/2006/relationships" xmlns:w="http://schemas.openxmlformats.org/wordprocessingml/2006/main" xmlns:w14="http://schemas.microsoft.com/office/word/2010/wordml" xmlns:w15="http://schemas.microsoft.com/office/word/2012/wordml" xmlns:w16cid="http://schemas.microsoft.com/office/word/2016/wordml/cid" xmlns:w16se="http://schemas.microsoft.com/office/word/2015/wordml/symex" mc:Ignorable="w14 w15 w16se w16cid">
+<w:styles xmlns:mc="http://schemas.openxmlformats.org/markup-compatibility/2006" xmlns:r="http://schemas.openxmlformats.org/officeDocument/2006/relationships" xmlns:w="http://schemas.openxmlformats.org/wordprocessingml/2006/main" xmlns:w14="http://schemas.microsoft.com/office/word/2010/wordml" xmlns:w15="http://schemas.microsoft.com/office/word/2012/wordml" xmlns:w16cex="http://schemas.microsoft.com/office/word/2018/wordml/cex" xmlns:w16cid="http://schemas.microsoft.com/office/word/2016/wordml/cid" xmlns:w16="http://schemas.microsoft.com/office/word/2018/wordml" xmlns:w16du="http://schemas.microsoft.com/office/word/2023/wordml/word16du" xmlns:w16sdtdh="http://schemas.microsoft.com/office/word/2020/wordml/sdtdatahash" xmlns:w16sdtfl="http://schemas.microsoft.com/office/word/2024/wordml/sdtformatlock" xmlns:w16se="http://schemas.microsoft.com/office/word/2015/wordml/symex" mc:Ignorable="w14 w15 w16se w16cid w16 w16cex w16sdtdh w16sdtfl w16du">
   <w:docDefaults>
     <w:rPrDefault>
       <w:rPr>
@@ -2957,7 +2936,7 @@
       </w:pPr>
     </w:pPrDefault>
   </w:docDefaults>
-  <w:latentStyles w:defLockedState="0" w:defUIPriority="99" w:defSemiHidden="0" w:defUnhideWhenUsed="0" w:defQFormat="0" w:count="375">
+  <w:latentStyles w:defLockedState="0" w:defUIPriority="99" w:defSemiHidden="0" w:defUnhideWhenUsed="0" w:defQFormat="0" w:count="376">
     <w:lsdException w:name="Normal" w:uiPriority="0" w:qFormat="1"/>
     <w:lsdException w:name="heading 1" w:uiPriority="9" w:qFormat="1"/>
     <w:lsdException w:name="heading 2" w:semiHidden="1" w:uiPriority="9" w:unhideWhenUsed="1" w:qFormat="1"/>
@@ -3333,6 +3312,7 @@
     <w:lsdException w:name="Smart Hyperlink" w:semiHidden="1" w:unhideWhenUsed="1"/>
     <w:lsdException w:name="Hashtag" w:semiHidden="1" w:unhideWhenUsed="1"/>
     <w:lsdException w:name="Unresolved Mention" w:semiHidden="1" w:unhideWhenUsed="1"/>
+    <w:lsdException w:name="Smart Link" w:semiHidden="1" w:unhideWhenUsed="1"/>
   </w:latentStyles>
   <w:style w:type="paragraph" w:default="1" w:styleId="Normal">
     <w:name w:val="Normal"/>

--- a/Template_projet_TS1.docx
+++ b/Template_projet_TS1.docx
@@ -1,6 +1,6 @@
 
 <file path=word/document.xml><?xml version="1.0" encoding="utf-8"?>
-<w:document xmlns:wpc="http://schemas.microsoft.com/office/word/2010/wordprocessingCanvas" xmlns:cx="http://schemas.microsoft.com/office/drawing/2014/chartex" xmlns:cx1="http://schemas.microsoft.com/office/drawing/2015/9/8/chartex" xmlns:cx2="http://schemas.microsoft.com/office/drawing/2015/10/21/chartex" xmlns:cx3="http://schemas.microsoft.com/office/drawing/2016/5/9/chartex" xmlns:cx4="http://schemas.microsoft.com/office/drawing/2016/5/10/chartex" xmlns:cx5="http://schemas.microsoft.com/office/drawing/2016/5/11/chartex" xmlns:cx6="http://schemas.microsoft.com/office/drawing/2016/5/12/chartex" xmlns:cx7="http://schemas.microsoft.com/office/drawing/2016/5/13/chartex" xmlns:cx8="http://schemas.microsoft.com/office/drawing/2016/5/14/chartex" xmlns:mc="http://schemas.openxmlformats.org/markup-compatibility/2006" xmlns:aink="http://schemas.microsoft.com/office/drawing/2016/ink" xmlns:am3d="http://schemas.microsoft.com/office/drawing/2017/model3d" xmlns:o="urn:schemas-microsoft-com:office:office" xmlns:r="http://schemas.openxmlformats.org/officeDocument/2006/relationships" xmlns:m="http://schemas.openxmlformats.org/officeDocument/2006/math" xmlns:v="urn:schemas-microsoft-com:vml" xmlns:wp14="http://schemas.microsoft.com/office/word/2010/wordprocessingDrawing" xmlns:wp="http://schemas.openxmlformats.org/drawingml/2006/wordprocessingDrawing" xmlns:w10="urn:schemas-microsoft-com:office:word" xmlns:w="http://schemas.openxmlformats.org/wordprocessingml/2006/main" xmlns:w14="http://schemas.microsoft.com/office/word/2010/wordml" xmlns:w15="http://schemas.microsoft.com/office/word/2012/wordml" xmlns:w16cid="http://schemas.microsoft.com/office/word/2016/wordml/cid" xmlns:w16se="http://schemas.microsoft.com/office/word/2015/wordml/symex" xmlns:wpg="http://schemas.microsoft.com/office/word/2010/wordprocessingGroup" xmlns:wpi="http://schemas.microsoft.com/office/word/2010/wordprocessingInk" xmlns:wne="http://schemas.microsoft.com/office/word/2006/wordml" xmlns:wps="http://schemas.microsoft.com/office/word/2010/wordprocessingShape" mc:Ignorable="w14 w15 w16se w16cid wp14">
+<w:document xmlns:wpc="http://schemas.microsoft.com/office/word/2010/wordprocessingCanvas" xmlns:cx="http://schemas.microsoft.com/office/drawing/2014/chartex" xmlns:cx1="http://schemas.microsoft.com/office/drawing/2015/9/8/chartex" xmlns:cx2="http://schemas.microsoft.com/office/drawing/2015/10/21/chartex" xmlns:cx3="http://schemas.microsoft.com/office/drawing/2016/5/9/chartex" xmlns:cx4="http://schemas.microsoft.com/office/drawing/2016/5/10/chartex" xmlns:cx5="http://schemas.microsoft.com/office/drawing/2016/5/11/chartex" xmlns:cx6="http://schemas.microsoft.com/office/drawing/2016/5/12/chartex" xmlns:cx7="http://schemas.microsoft.com/office/drawing/2016/5/13/chartex" xmlns:cx8="http://schemas.microsoft.com/office/drawing/2016/5/14/chartex" xmlns:mc="http://schemas.openxmlformats.org/markup-compatibility/2006" xmlns:aink="http://schemas.microsoft.com/office/drawing/2016/ink" xmlns:am3d="http://schemas.microsoft.com/office/drawing/2017/model3d" xmlns:o="urn:schemas-microsoft-com:office:office" xmlns:oel="http://schemas.microsoft.com/office/2019/extlst" xmlns:r="http://schemas.openxmlformats.org/officeDocument/2006/relationships" xmlns:m="http://schemas.openxmlformats.org/officeDocument/2006/math" xmlns:v="urn:schemas-microsoft-com:vml" xmlns:wp14="http://schemas.microsoft.com/office/word/2010/wordprocessingDrawing" xmlns:wp="http://schemas.openxmlformats.org/drawingml/2006/wordprocessingDrawing" xmlns:w10="urn:schemas-microsoft-com:office:word" xmlns:w="http://schemas.openxmlformats.org/wordprocessingml/2006/main" xmlns:w14="http://schemas.microsoft.com/office/word/2010/wordml" xmlns:w15="http://schemas.microsoft.com/office/word/2012/wordml" xmlns:w16cex="http://schemas.microsoft.com/office/word/2018/wordml/cex" xmlns:w16cid="http://schemas.microsoft.com/office/word/2016/wordml/cid" xmlns:w16="http://schemas.microsoft.com/office/word/2018/wordml" xmlns:w16du="http://schemas.microsoft.com/office/word/2023/wordml/word16du" xmlns:w16sdtdh="http://schemas.microsoft.com/office/word/2020/wordml/sdtdatahash" xmlns:w16sdtfl="http://schemas.microsoft.com/office/word/2024/wordml/sdtformatlock" xmlns:w16se="http://schemas.microsoft.com/office/word/2015/wordml/symex" xmlns:wpg="http://schemas.microsoft.com/office/word/2010/wordprocessingGroup" xmlns:wpi="http://schemas.microsoft.com/office/word/2010/wordprocessingInk" xmlns:wne="http://schemas.microsoft.com/office/word/2006/wordml" xmlns:wps="http://schemas.microsoft.com/office/word/2010/wordprocessingShape" mc:Ignorable="w14 w15 w16se w16cid w16 w16cex w16sdtdh w16sdtfl w16du wp14">
   <w:body>
     <w:p>
       <w:pPr>
@@ -8,8 +8,6 @@
           <w:rFonts w:cstheme="minorHAnsi"/>
         </w:rPr>
       </w:pPr>
-      <w:bookmarkStart w:id="0" w:name="_GoBack"/>
-      <w:bookmarkEnd w:id="0"/>
     </w:p>
     <w:tbl>
       <w:tblPr>
@@ -97,6 +95,12 @@
                 <w:rFonts w:cstheme="minorHAnsi"/>
               </w:rPr>
             </w:pPr>
+            <w:r>
+              <w:rPr>
+                <w:rFonts w:cstheme="minorHAnsi"/>
+              </w:rPr>
+              <w:t>Flop</w:t>
+            </w:r>
           </w:p>
         </w:tc>
       </w:tr>
@@ -127,6 +131,12 @@
                 <w:rFonts w:cstheme="minorHAnsi"/>
               </w:rPr>
             </w:pPr>
+            <w:r>
+              <w:rPr>
+                <w:rFonts w:cstheme="minorHAnsi"/>
+              </w:rPr>
+              <w:t>Tom</w:t>
+            </w:r>
           </w:p>
         </w:tc>
       </w:tr>
@@ -157,6 +167,12 @@
                 <w:rFonts w:cstheme="minorHAnsi"/>
               </w:rPr>
             </w:pPr>
+            <w:r>
+              <w:rPr>
+                <w:rFonts w:cstheme="minorHAnsi"/>
+              </w:rPr>
+              <w:t>Tom</w:t>
+            </w:r>
           </w:p>
         </w:tc>
       </w:tr>
@@ -1556,7 +1572,7 @@
           <w:lang w:val="fr-FR"/>
         </w:rPr>
       </w:pPr>
-      <w:bookmarkStart w:id="1" w:name="_Toc214911058"/>
+      <w:bookmarkStart w:id="0" w:name="_Toc214911058"/>
       <w:r>
         <w:rPr>
           <w:rFonts w:asciiTheme="minorHAnsi" w:hAnsiTheme="minorHAnsi" w:cstheme="minorHAnsi"/>
@@ -1566,7 +1582,7 @@
         <w:lastRenderedPageBreak/>
         <w:t>1. Problème physique (Séance 1)</w:t>
       </w:r>
-      <w:bookmarkEnd w:id="1"/>
+      <w:bookmarkEnd w:id="0"/>
       <w:r>
         <w:rPr>
           <w:rFonts w:asciiTheme="minorHAnsi" w:hAnsiTheme="minorHAnsi" w:cstheme="minorHAnsi"/>
@@ -1625,7 +1641,7 @@
           <w:color w:val="000000" w:themeColor="text1"/>
         </w:rPr>
       </w:pPr>
-      <w:bookmarkStart w:id="2" w:name="_Toc214911059"/>
+      <w:bookmarkStart w:id="1" w:name="_Toc214911059"/>
       <w:r>
         <w:rPr>
           <w:rFonts w:asciiTheme="minorHAnsi" w:hAnsiTheme="minorHAnsi" w:cstheme="minorHAnsi"/>
@@ -1634,7 +1650,7 @@
         </w:rPr>
         <w:t>1.1. Représentation du système</w:t>
       </w:r>
-      <w:bookmarkEnd w:id="2"/>
+      <w:bookmarkEnd w:id="1"/>
       <w:r>
         <w:rPr>
           <w:rFonts w:asciiTheme="minorHAnsi" w:hAnsiTheme="minorHAnsi" w:cstheme="minorHAnsi"/>
@@ -1679,7 +1695,7 @@
           <w:color w:val="000000" w:themeColor="text1"/>
         </w:rPr>
       </w:pPr>
-      <w:bookmarkStart w:id="3" w:name="_Toc214911060"/>
+      <w:bookmarkStart w:id="2" w:name="_Toc214911060"/>
       <w:r>
         <w:rPr>
           <w:rFonts w:asciiTheme="minorHAnsi" w:hAnsiTheme="minorHAnsi" w:cstheme="minorHAnsi"/>
@@ -1704,7 +1720,7 @@
         </w:rPr>
         <w:t>. Modèle physique</w:t>
       </w:r>
-      <w:bookmarkEnd w:id="3"/>
+      <w:bookmarkEnd w:id="2"/>
       <w:r>
         <w:rPr>
           <w:rFonts w:asciiTheme="minorHAnsi" w:hAnsiTheme="minorHAnsi" w:cstheme="minorHAnsi"/>
@@ -1765,7 +1781,7 @@
           <w:lang w:val="fr-FR"/>
         </w:rPr>
       </w:pPr>
-      <w:bookmarkStart w:id="4" w:name="_Toc214911061"/>
+      <w:bookmarkStart w:id="3" w:name="_Toc214911061"/>
       <w:r>
         <w:rPr>
           <w:rFonts w:asciiTheme="minorHAnsi" w:hAnsiTheme="minorHAnsi" w:cstheme="minorHAnsi"/>
@@ -1822,7 +1838,7 @@
         </w:rPr>
         <w:t xml:space="preserve"> 1 et 2)</w:t>
       </w:r>
-      <w:bookmarkEnd w:id="4"/>
+      <w:bookmarkEnd w:id="3"/>
     </w:p>
     <w:p/>
     <w:p>
@@ -1842,7 +1858,7 @@
         </w:rPr>
         <w:tab/>
       </w:r>
-      <w:bookmarkStart w:id="5" w:name="_Toc214911062"/>
+      <w:bookmarkStart w:id="4" w:name="_Toc214911062"/>
       <w:r>
         <w:rPr>
           <w:rFonts w:asciiTheme="minorHAnsi" w:hAnsiTheme="minorHAnsi" w:cstheme="minorHAnsi"/>
@@ -1859,7 +1875,7 @@
         </w:rPr>
         <w:t xml:space="preserve"> à utiliser</w:t>
       </w:r>
-      <w:bookmarkEnd w:id="5"/>
+      <w:bookmarkEnd w:id="4"/>
     </w:p>
     <w:p>
       <w:pPr>
@@ -1896,23 +1912,7 @@
           <w:rFonts w:cstheme="minorHAnsi"/>
           <w:color w:val="000000" w:themeColor="text1"/>
         </w:rPr>
-        <w:t xml:space="preserve"> à la résolution de la problématique (</w:t>
-      </w:r>
-      <w:proofErr w:type="spellStart"/>
-      <w:r>
-        <w:rPr>
-          <w:rFonts w:cstheme="minorHAnsi"/>
-          <w:color w:val="000000" w:themeColor="text1"/>
-        </w:rPr>
-        <w:t>FFT</w:t>
-      </w:r>
-      <w:proofErr w:type="spellEnd"/>
-      <w:r>
-        <w:rPr>
-          <w:rFonts w:cstheme="minorHAnsi"/>
-          <w:color w:val="000000" w:themeColor="text1"/>
-        </w:rPr>
-        <w:t>, spectre, recherche de pics, filtrage, spectrogramme, lissage, etc.)</w:t>
+        <w:t xml:space="preserve"> à la résolution de la problématique (FFT, spectre, recherche de pics, filtrage, spectrogramme, lissage, etc.)</w:t>
       </w:r>
       <w:r>
         <w:rPr>
@@ -1939,7 +1939,7 @@
         </w:rPr>
         <w:tab/>
       </w:r>
-      <w:bookmarkStart w:id="6" w:name="_Toc214911063"/>
+      <w:bookmarkStart w:id="5" w:name="_Toc214911063"/>
       <w:r>
         <w:rPr>
           <w:rFonts w:asciiTheme="minorHAnsi" w:hAnsiTheme="minorHAnsi" w:cstheme="minorHAnsi"/>
@@ -1956,7 +1956,7 @@
         </w:rPr>
         <w:t>algorithme</w:t>
       </w:r>
-      <w:bookmarkEnd w:id="6"/>
+      <w:bookmarkEnd w:id="5"/>
     </w:p>
     <w:p>
       <w:pPr>
@@ -1999,7 +1999,7 @@
         </w:rPr>
         <w:tab/>
       </w:r>
-      <w:bookmarkStart w:id="7" w:name="_Toc214911064"/>
+      <w:bookmarkStart w:id="6" w:name="_Toc214911064"/>
       <w:r>
         <w:rPr>
           <w:rFonts w:asciiTheme="minorHAnsi" w:hAnsiTheme="minorHAnsi" w:cstheme="minorHAnsi"/>
@@ -2016,7 +2016,7 @@
         </w:rPr>
         <w:t>Ecrire le code Matlab</w:t>
       </w:r>
-      <w:bookmarkEnd w:id="7"/>
+      <w:bookmarkEnd w:id="6"/>
     </w:p>
     <w:p>
       <w:pPr>
@@ -2059,7 +2059,7 @@
         </w:rPr>
         <w:tab/>
       </w:r>
-      <w:bookmarkStart w:id="8" w:name="_Toc214911065"/>
+      <w:bookmarkStart w:id="7" w:name="_Toc214911065"/>
       <w:r>
         <w:rPr>
           <w:rFonts w:asciiTheme="minorHAnsi" w:hAnsiTheme="minorHAnsi" w:cstheme="minorHAnsi"/>
@@ -2084,7 +2084,7 @@
         </w:rPr>
         <w:t>s</w:t>
       </w:r>
-      <w:bookmarkEnd w:id="8"/>
+      <w:bookmarkEnd w:id="7"/>
     </w:p>
     <w:p>
       <w:pPr>
@@ -2134,7 +2134,7 @@
         </w:rPr>
         <w:tab/>
       </w:r>
-      <w:bookmarkStart w:id="9" w:name="_Toc214911066"/>
+      <w:bookmarkStart w:id="8" w:name="_Toc214911066"/>
       <w:r>
         <w:rPr>
           <w:rFonts w:asciiTheme="minorHAnsi" w:hAnsiTheme="minorHAnsi" w:cstheme="minorHAnsi"/>
@@ -2151,7 +2151,7 @@
         </w:rPr>
         <w:t>Critique des résultats</w:t>
       </w:r>
-      <w:bookmarkEnd w:id="9"/>
+      <w:bookmarkEnd w:id="8"/>
     </w:p>
     <w:p>
       <w:pPr>
@@ -2179,7 +2179,7 @@
           <w:lang w:val="fr-FR"/>
         </w:rPr>
       </w:pPr>
-      <w:bookmarkStart w:id="10" w:name="_Toc214911067"/>
+      <w:bookmarkStart w:id="9" w:name="_Toc214911067"/>
       <w:r>
         <w:rPr>
           <w:rFonts w:asciiTheme="minorHAnsi" w:hAnsiTheme="minorHAnsi" w:cstheme="minorHAnsi"/>
@@ -2228,7 +2228,7 @@
         </w:rPr>
         <w:t>)</w:t>
       </w:r>
-      <w:bookmarkEnd w:id="10"/>
+      <w:bookmarkEnd w:id="9"/>
     </w:p>
     <w:p/>
     <w:p>
@@ -2249,7 +2249,7 @@
         </w:rPr>
         <w:tab/>
       </w:r>
-      <w:bookmarkStart w:id="11" w:name="_Toc214911068"/>
+      <w:bookmarkStart w:id="10" w:name="_Toc214911068"/>
       <w:r>
         <w:rPr>
           <w:rFonts w:asciiTheme="minorHAnsi" w:hAnsiTheme="minorHAnsi" w:cstheme="minorHAnsi"/>
@@ -2258,7 +2258,7 @@
         </w:rPr>
         <w:t>3.1 Définir les outils de traitement du signal à utiliser</w:t>
       </w:r>
-      <w:bookmarkEnd w:id="11"/>
+      <w:bookmarkEnd w:id="10"/>
     </w:p>
     <w:p>
       <w:pPr>
@@ -2288,23 +2288,7 @@
           <w:rFonts w:cstheme="minorHAnsi"/>
           <w:color w:val="000000" w:themeColor="text1"/>
         </w:rPr>
-        <w:t xml:space="preserve"> à la résolution de la problématique (</w:t>
-      </w:r>
-      <w:proofErr w:type="spellStart"/>
-      <w:r>
-        <w:rPr>
-          <w:rFonts w:cstheme="minorHAnsi"/>
-          <w:color w:val="000000" w:themeColor="text1"/>
-        </w:rPr>
-        <w:t>FFT</w:t>
-      </w:r>
-      <w:proofErr w:type="spellEnd"/>
-      <w:r>
-        <w:rPr>
-          <w:rFonts w:cstheme="minorHAnsi"/>
-          <w:color w:val="000000" w:themeColor="text1"/>
-        </w:rPr>
-        <w:t>, spectre, recherche de pics, filtrage, spectrogramme, lissage, etc.)</w:t>
+        <w:t xml:space="preserve"> à la résolution de la problématique (FFT, spectre, recherche de pics, filtrage, spectrogramme, lissage, etc.)</w:t>
       </w:r>
       <w:r>
         <w:rPr>
@@ -2331,7 +2315,7 @@
         </w:rPr>
         <w:tab/>
       </w:r>
-      <w:bookmarkStart w:id="12" w:name="_Toc214911069"/>
+      <w:bookmarkStart w:id="11" w:name="_Toc214911069"/>
       <w:r>
         <w:rPr>
           <w:rFonts w:asciiTheme="minorHAnsi" w:hAnsiTheme="minorHAnsi" w:cstheme="minorHAnsi"/>
@@ -2340,7 +2324,7 @@
         </w:rPr>
         <w:t>3.2 Proposer un algorithme</w:t>
       </w:r>
-      <w:bookmarkEnd w:id="12"/>
+      <w:bookmarkEnd w:id="11"/>
     </w:p>
     <w:p>
       <w:pPr>
@@ -2389,7 +2373,7 @@
         </w:rPr>
         <w:tab/>
       </w:r>
-      <w:bookmarkStart w:id="13" w:name="_Toc214911070"/>
+      <w:bookmarkStart w:id="12" w:name="_Toc214911070"/>
       <w:r>
         <w:rPr>
           <w:rFonts w:asciiTheme="minorHAnsi" w:hAnsiTheme="minorHAnsi" w:cstheme="minorHAnsi"/>
@@ -2406,7 +2390,7 @@
         </w:rPr>
         <w:t>Ecrire le code Matlab</w:t>
       </w:r>
-      <w:bookmarkEnd w:id="13"/>
+      <w:bookmarkEnd w:id="12"/>
     </w:p>
     <w:p>
       <w:pPr>
@@ -2449,7 +2433,7 @@
         </w:rPr>
         <w:tab/>
       </w:r>
-      <w:bookmarkStart w:id="14" w:name="_Toc214911071"/>
+      <w:bookmarkStart w:id="13" w:name="_Toc214911071"/>
       <w:r>
         <w:rPr>
           <w:rFonts w:asciiTheme="minorHAnsi" w:hAnsiTheme="minorHAnsi" w:cstheme="minorHAnsi"/>
@@ -2474,7 +2458,7 @@
         </w:rPr>
         <w:t>s</w:t>
       </w:r>
-      <w:bookmarkEnd w:id="14"/>
+      <w:bookmarkEnd w:id="13"/>
     </w:p>
     <w:p>
       <w:pPr>
@@ -2524,7 +2508,7 @@
         </w:rPr>
         <w:tab/>
       </w:r>
-      <w:bookmarkStart w:id="15" w:name="_Toc214911072"/>
+      <w:bookmarkStart w:id="14" w:name="_Toc214911072"/>
       <w:r>
         <w:rPr>
           <w:rFonts w:asciiTheme="minorHAnsi" w:hAnsiTheme="minorHAnsi" w:cstheme="minorHAnsi"/>
@@ -2533,7 +2517,7 @@
         </w:rPr>
         <w:t>3.5 Critique des résultats</w:t>
       </w:r>
-      <w:bookmarkEnd w:id="15"/>
+      <w:bookmarkEnd w:id="14"/>
     </w:p>
     <w:p>
       <w:pPr>
@@ -2554,7 +2538,7 @@
           <w:lang w:val="fr-FR"/>
         </w:rPr>
       </w:pPr>
-      <w:bookmarkStart w:id="16" w:name="_Toc214911073"/>
+      <w:bookmarkStart w:id="15" w:name="_Toc214911073"/>
       <w:r>
         <w:rPr>
           <w:rFonts w:asciiTheme="minorHAnsi" w:hAnsiTheme="minorHAnsi" w:cstheme="minorHAnsi"/>
@@ -2596,7 +2580,7 @@
         </w:rPr>
         <w:t xml:space="preserve"> (Séance 4 et 5)</w:t>
       </w:r>
-      <w:bookmarkEnd w:id="16"/>
+      <w:bookmarkEnd w:id="15"/>
     </w:p>
     <w:p>
       <w:pPr>
@@ -2784,7 +2768,7 @@
 </file>
 
 <file path=word/endnotes.xml><?xml version="1.0" encoding="utf-8"?>
-<w:endnotes xmlns:wpc="http://schemas.microsoft.com/office/word/2010/wordprocessingCanvas" xmlns:cx="http://schemas.microsoft.com/office/drawing/2014/chartex" xmlns:cx1="http://schemas.microsoft.com/office/drawing/2015/9/8/chartex" xmlns:cx2="http://schemas.microsoft.com/office/drawing/2015/10/21/chartex" xmlns:cx3="http://schemas.microsoft.com/office/drawing/2016/5/9/chartex" xmlns:cx4="http://schemas.microsoft.com/office/drawing/2016/5/10/chartex" xmlns:cx5="http://schemas.microsoft.com/office/drawing/2016/5/11/chartex" xmlns:cx6="http://schemas.microsoft.com/office/drawing/2016/5/12/chartex" xmlns:cx7="http://schemas.microsoft.com/office/drawing/2016/5/13/chartex" xmlns:cx8="http://schemas.microsoft.com/office/drawing/2016/5/14/chartex" xmlns:mc="http://schemas.openxmlformats.org/markup-compatibility/2006" xmlns:aink="http://schemas.microsoft.com/office/drawing/2016/ink" xmlns:am3d="http://schemas.microsoft.com/office/drawing/2017/model3d" xmlns:o="urn:schemas-microsoft-com:office:office" xmlns:r="http://schemas.openxmlformats.org/officeDocument/2006/relationships" xmlns:m="http://schemas.openxmlformats.org/officeDocument/2006/math" xmlns:v="urn:schemas-microsoft-com:vml" xmlns:wp14="http://schemas.microsoft.com/office/word/2010/wordprocessingDrawing" xmlns:wp="http://schemas.openxmlformats.org/drawingml/2006/wordprocessingDrawing" xmlns:w10="urn:schemas-microsoft-com:office:word" xmlns:w="http://schemas.openxmlformats.org/wordprocessingml/2006/main" xmlns:w14="http://schemas.microsoft.com/office/word/2010/wordml" xmlns:w15="http://schemas.microsoft.com/office/word/2012/wordml" xmlns:w16cid="http://schemas.microsoft.com/office/word/2016/wordml/cid" xmlns:w16se="http://schemas.microsoft.com/office/word/2015/wordml/symex" xmlns:wpg="http://schemas.microsoft.com/office/word/2010/wordprocessingGroup" xmlns:wpi="http://schemas.microsoft.com/office/word/2010/wordprocessingInk" xmlns:wne="http://schemas.microsoft.com/office/word/2006/wordml" xmlns:wps="http://schemas.microsoft.com/office/word/2010/wordprocessingShape" mc:Ignorable="w14 w15 w16se w16cid wp14">
+<w:endnotes xmlns:wpc="http://schemas.microsoft.com/office/word/2010/wordprocessingCanvas" xmlns:cx="http://schemas.microsoft.com/office/drawing/2014/chartex" xmlns:cx1="http://schemas.microsoft.com/office/drawing/2015/9/8/chartex" xmlns:cx2="http://schemas.microsoft.com/office/drawing/2015/10/21/chartex" xmlns:cx3="http://schemas.microsoft.com/office/drawing/2016/5/9/chartex" xmlns:cx4="http://schemas.microsoft.com/office/drawing/2016/5/10/chartex" xmlns:cx5="http://schemas.microsoft.com/office/drawing/2016/5/11/chartex" xmlns:cx6="http://schemas.microsoft.com/office/drawing/2016/5/12/chartex" xmlns:cx7="http://schemas.microsoft.com/office/drawing/2016/5/13/chartex" xmlns:cx8="http://schemas.microsoft.com/office/drawing/2016/5/14/chartex" xmlns:mc="http://schemas.openxmlformats.org/markup-compatibility/2006" xmlns:aink="http://schemas.microsoft.com/office/drawing/2016/ink" xmlns:am3d="http://schemas.microsoft.com/office/drawing/2017/model3d" xmlns:o="urn:schemas-microsoft-com:office:office" xmlns:oel="http://schemas.microsoft.com/office/2019/extlst" xmlns:r="http://schemas.openxmlformats.org/officeDocument/2006/relationships" xmlns:m="http://schemas.openxmlformats.org/officeDocument/2006/math" xmlns:v="urn:schemas-microsoft-com:vml" xmlns:wp14="http://schemas.microsoft.com/office/word/2010/wordprocessingDrawing" xmlns:wp="http://schemas.openxmlformats.org/drawingml/2006/wordprocessingDrawing" xmlns:w10="urn:schemas-microsoft-com:office:word" xmlns:w="http://schemas.openxmlformats.org/wordprocessingml/2006/main" xmlns:w14="http://schemas.microsoft.com/office/word/2010/wordml" xmlns:w15="http://schemas.microsoft.com/office/word/2012/wordml" xmlns:w16cex="http://schemas.microsoft.com/office/word/2018/wordml/cex" xmlns:w16cid="http://schemas.microsoft.com/office/word/2016/wordml/cid" xmlns:w16="http://schemas.microsoft.com/office/word/2018/wordml" xmlns:w16du="http://schemas.microsoft.com/office/word/2023/wordml/word16du" xmlns:w16sdtdh="http://schemas.microsoft.com/office/word/2020/wordml/sdtdatahash" xmlns:w16sdtfl="http://schemas.microsoft.com/office/word/2024/wordml/sdtformatlock" xmlns:w16se="http://schemas.microsoft.com/office/word/2015/wordml/symex" xmlns:wpg="http://schemas.microsoft.com/office/word/2010/wordprocessingGroup" xmlns:wpi="http://schemas.microsoft.com/office/word/2010/wordprocessingInk" xmlns:wne="http://schemas.microsoft.com/office/word/2006/wordml" xmlns:wps="http://schemas.microsoft.com/office/word/2010/wordprocessingShape" mc:Ignorable="w14 w15 w16se w16cid w16 w16cex w16sdtdh w16sdtfl w16du wp14">
   <w:endnote w:type="separator" w:id="-1">
     <w:p>
       <w:pPr>
@@ -2809,7 +2793,7 @@
 </file>
 
 <file path=word/footer1.xml><?xml version="1.0" encoding="utf-8"?>
-<w:ftr xmlns:wpc="http://schemas.microsoft.com/office/word/2010/wordprocessingCanvas" xmlns:cx="http://schemas.microsoft.com/office/drawing/2014/chartex" xmlns:cx1="http://schemas.microsoft.com/office/drawing/2015/9/8/chartex" xmlns:cx2="http://schemas.microsoft.com/office/drawing/2015/10/21/chartex" xmlns:cx3="http://schemas.microsoft.com/office/drawing/2016/5/9/chartex" xmlns:cx4="http://schemas.microsoft.com/office/drawing/2016/5/10/chartex" xmlns:cx5="http://schemas.microsoft.com/office/drawing/2016/5/11/chartex" xmlns:cx6="http://schemas.microsoft.com/office/drawing/2016/5/12/chartex" xmlns:cx7="http://schemas.microsoft.com/office/drawing/2016/5/13/chartex" xmlns:cx8="http://schemas.microsoft.com/office/drawing/2016/5/14/chartex" xmlns:mc="http://schemas.openxmlformats.org/markup-compatibility/2006" xmlns:aink="http://schemas.microsoft.com/office/drawing/2016/ink" xmlns:am3d="http://schemas.microsoft.com/office/drawing/2017/model3d" xmlns:o="urn:schemas-microsoft-com:office:office" xmlns:r="http://schemas.openxmlformats.org/officeDocument/2006/relationships" xmlns:m="http://schemas.openxmlformats.org/officeDocument/2006/math" xmlns:v="urn:schemas-microsoft-com:vml" xmlns:wp14="http://schemas.microsoft.com/office/word/2010/wordprocessingDrawing" xmlns:wp="http://schemas.openxmlformats.org/drawingml/2006/wordprocessingDrawing" xmlns:w10="urn:schemas-microsoft-com:office:word" xmlns:w="http://schemas.openxmlformats.org/wordprocessingml/2006/main" xmlns:w14="http://schemas.microsoft.com/office/word/2010/wordml" xmlns:w15="http://schemas.microsoft.com/office/word/2012/wordml" xmlns:w16cid="http://schemas.microsoft.com/office/word/2016/wordml/cid" xmlns:w16se="http://schemas.microsoft.com/office/word/2015/wordml/symex" xmlns:wpg="http://schemas.microsoft.com/office/word/2010/wordprocessingGroup" xmlns:wpi="http://schemas.microsoft.com/office/word/2010/wordprocessingInk" xmlns:wne="http://schemas.microsoft.com/office/word/2006/wordml" xmlns:wps="http://schemas.microsoft.com/office/word/2010/wordprocessingShape" mc:Ignorable="w14 w15 w16se w16cid wp14">
+<w:ftr xmlns:wpc="http://schemas.microsoft.com/office/word/2010/wordprocessingCanvas" xmlns:cx="http://schemas.microsoft.com/office/drawing/2014/chartex" xmlns:cx1="http://schemas.microsoft.com/office/drawing/2015/9/8/chartex" xmlns:cx2="http://schemas.microsoft.com/office/drawing/2015/10/21/chartex" xmlns:cx3="http://schemas.microsoft.com/office/drawing/2016/5/9/chartex" xmlns:cx4="http://schemas.microsoft.com/office/drawing/2016/5/10/chartex" xmlns:cx5="http://schemas.microsoft.com/office/drawing/2016/5/11/chartex" xmlns:cx6="http://schemas.microsoft.com/office/drawing/2016/5/12/chartex" xmlns:cx7="http://schemas.microsoft.com/office/drawing/2016/5/13/chartex" xmlns:cx8="http://schemas.microsoft.com/office/drawing/2016/5/14/chartex" xmlns:mc="http://schemas.openxmlformats.org/markup-compatibility/2006" xmlns:aink="http://schemas.microsoft.com/office/drawing/2016/ink" xmlns:am3d="http://schemas.microsoft.com/office/drawing/2017/model3d" xmlns:o="urn:schemas-microsoft-com:office:office" xmlns:oel="http://schemas.microsoft.com/office/2019/extlst" xmlns:r="http://schemas.openxmlformats.org/officeDocument/2006/relationships" xmlns:m="http://schemas.openxmlformats.org/officeDocument/2006/math" xmlns:v="urn:schemas-microsoft-com:vml" xmlns:wp14="http://schemas.microsoft.com/office/word/2010/wordprocessingDrawing" xmlns:wp="http://schemas.openxmlformats.org/drawingml/2006/wordprocessingDrawing" xmlns:w10="urn:schemas-microsoft-com:office:word" xmlns:w="http://schemas.openxmlformats.org/wordprocessingml/2006/main" xmlns:w14="http://schemas.microsoft.com/office/word/2010/wordml" xmlns:w15="http://schemas.microsoft.com/office/word/2012/wordml" xmlns:w16cex="http://schemas.microsoft.com/office/word/2018/wordml/cex" xmlns:w16cid="http://schemas.microsoft.com/office/word/2016/wordml/cid" xmlns:w16="http://schemas.microsoft.com/office/word/2018/wordml" xmlns:w16du="http://schemas.microsoft.com/office/word/2023/wordml/word16du" xmlns:w16sdtdh="http://schemas.microsoft.com/office/word/2020/wordml/sdtdatahash" xmlns:w16sdtfl="http://schemas.microsoft.com/office/word/2024/wordml/sdtformatlock" xmlns:w16se="http://schemas.microsoft.com/office/word/2015/wordml/symex" xmlns:wpg="http://schemas.microsoft.com/office/word/2010/wordprocessingGroup" xmlns:wpi="http://schemas.microsoft.com/office/word/2010/wordprocessingInk" xmlns:wne="http://schemas.microsoft.com/office/word/2006/wordml" xmlns:wps="http://schemas.microsoft.com/office/word/2010/wordprocessingShape" mc:Ignorable="w14 w15 w16se w16cid w16 w16cex w16sdtdh w16sdtfl w16du wp14">
   <w:sdt>
     <w:sdtPr>
       <w:id w:val="2023195265"/>
@@ -2916,7 +2900,7 @@
 </file>
 
 <file path=word/footnotes.xml><?xml version="1.0" encoding="utf-8"?>
-<w:footnotes xmlns:wpc="http://schemas.microsoft.com/office/word/2010/wordprocessingCanvas" xmlns:cx="http://schemas.microsoft.com/office/drawing/2014/chartex" xmlns:cx1="http://schemas.microsoft.com/office/drawing/2015/9/8/chartex" xmlns:cx2="http://schemas.microsoft.com/office/drawing/2015/10/21/chartex" xmlns:cx3="http://schemas.microsoft.com/office/drawing/2016/5/9/chartex" xmlns:cx4="http://schemas.microsoft.com/office/drawing/2016/5/10/chartex" xmlns:cx5="http://schemas.microsoft.com/office/drawing/2016/5/11/chartex" xmlns:cx6="http://schemas.microsoft.com/office/drawing/2016/5/12/chartex" xmlns:cx7="http://schemas.microsoft.com/office/drawing/2016/5/13/chartex" xmlns:cx8="http://schemas.microsoft.com/office/drawing/2016/5/14/chartex" xmlns:mc="http://schemas.openxmlformats.org/markup-compatibility/2006" xmlns:aink="http://schemas.microsoft.com/office/drawing/2016/ink" xmlns:am3d="http://schemas.microsoft.com/office/drawing/2017/model3d" xmlns:o="urn:schemas-microsoft-com:office:office" xmlns:r="http://schemas.openxmlformats.org/officeDocument/2006/relationships" xmlns:m="http://schemas.openxmlformats.org/officeDocument/2006/math" xmlns:v="urn:schemas-microsoft-com:vml" xmlns:wp14="http://schemas.microsoft.com/office/word/2010/wordprocessingDrawing" xmlns:wp="http://schemas.openxmlformats.org/drawingml/2006/wordprocessingDrawing" xmlns:w10="urn:schemas-microsoft-com:office:word" xmlns:w="http://schemas.openxmlformats.org/wordprocessingml/2006/main" xmlns:w14="http://schemas.microsoft.com/office/word/2010/wordml" xmlns:w15="http://schemas.microsoft.com/office/word/2012/wordml" xmlns:w16cid="http://schemas.microsoft.com/office/word/2016/wordml/cid" xmlns:w16se="http://schemas.microsoft.com/office/word/2015/wordml/symex" xmlns:wpg="http://schemas.microsoft.com/office/word/2010/wordprocessingGroup" xmlns:wpi="http://schemas.microsoft.com/office/word/2010/wordprocessingInk" xmlns:wne="http://schemas.microsoft.com/office/word/2006/wordml" xmlns:wps="http://schemas.microsoft.com/office/word/2010/wordprocessingShape" mc:Ignorable="w14 w15 w16se w16cid wp14">
+<w:footnotes xmlns:wpc="http://schemas.microsoft.com/office/word/2010/wordprocessingCanvas" xmlns:cx="http://schemas.microsoft.com/office/drawing/2014/chartex" xmlns:cx1="http://schemas.microsoft.com/office/drawing/2015/9/8/chartex" xmlns:cx2="http://schemas.microsoft.com/office/drawing/2015/10/21/chartex" xmlns:cx3="http://schemas.microsoft.com/office/drawing/2016/5/9/chartex" xmlns:cx4="http://schemas.microsoft.com/office/drawing/2016/5/10/chartex" xmlns:cx5="http://schemas.microsoft.com/office/drawing/2016/5/11/chartex" xmlns:cx6="http://schemas.microsoft.com/office/drawing/2016/5/12/chartex" xmlns:cx7="http://schemas.microsoft.com/office/drawing/2016/5/13/chartex" xmlns:cx8="http://schemas.microsoft.com/office/drawing/2016/5/14/chartex" xmlns:mc="http://schemas.openxmlformats.org/markup-compatibility/2006" xmlns:aink="http://schemas.microsoft.com/office/drawing/2016/ink" xmlns:am3d="http://schemas.microsoft.com/office/drawing/2017/model3d" xmlns:o="urn:schemas-microsoft-com:office:office" xmlns:oel="http://schemas.microsoft.com/office/2019/extlst" xmlns:r="http://schemas.openxmlformats.org/officeDocument/2006/relationships" xmlns:m="http://schemas.openxmlformats.org/officeDocument/2006/math" xmlns:v="urn:schemas-microsoft-com:vml" xmlns:wp14="http://schemas.microsoft.com/office/word/2010/wordprocessingDrawing" xmlns:wp="http://schemas.openxmlformats.org/drawingml/2006/wordprocessingDrawing" xmlns:w10="urn:schemas-microsoft-com:office:word" xmlns:w="http://schemas.openxmlformats.org/wordprocessingml/2006/main" xmlns:w14="http://schemas.microsoft.com/office/word/2010/wordml" xmlns:w15="http://schemas.microsoft.com/office/word/2012/wordml" xmlns:w16cex="http://schemas.microsoft.com/office/word/2018/wordml/cex" xmlns:w16cid="http://schemas.microsoft.com/office/word/2016/wordml/cid" xmlns:w16="http://schemas.microsoft.com/office/word/2018/wordml" xmlns:w16du="http://schemas.microsoft.com/office/word/2023/wordml/word16du" xmlns:w16sdtdh="http://schemas.microsoft.com/office/word/2020/wordml/sdtdatahash" xmlns:w16sdtfl="http://schemas.microsoft.com/office/word/2024/wordml/sdtformatlock" xmlns:w16se="http://schemas.microsoft.com/office/word/2015/wordml/symex" xmlns:wpg="http://schemas.microsoft.com/office/word/2010/wordprocessingGroup" xmlns:wpi="http://schemas.microsoft.com/office/word/2010/wordprocessingInk" xmlns:wne="http://schemas.microsoft.com/office/word/2006/wordml" xmlns:wps="http://schemas.microsoft.com/office/word/2010/wordprocessingShape" mc:Ignorable="w14 w15 w16se w16cid w16 w16cex w16sdtdh w16sdtfl w16du wp14">
   <w:footnote w:type="separator" w:id="-1">
     <w:p>
       <w:pPr>
@@ -2941,7 +2925,7 @@
 </file>
 
 <file path=word/styles.xml><?xml version="1.0" encoding="utf-8"?>
-<w:styles xmlns:mc="http://schemas.openxmlformats.org/markup-compatibility/2006" xmlns:r="http://schemas.openxmlformats.org/officeDocument/2006/relationships" xmlns:w="http://schemas.openxmlformats.org/wordprocessingml/2006/main" xmlns:w14="http://schemas.microsoft.com/office/word/2010/wordml" xmlns:w15="http://schemas.microsoft.com/office/word/2012/wordml" xmlns:w16cid="http://schemas.microsoft.com/office/word/2016/wordml/cid" xmlns:w16se="http://schemas.microsoft.com/office/word/2015/wordml/symex" mc:Ignorable="w14 w15 w16se w16cid">
+<w:styles xmlns:mc="http://schemas.openxmlformats.org/markup-compatibility/2006" xmlns:r="http://schemas.openxmlformats.org/officeDocument/2006/relationships" xmlns:w="http://schemas.openxmlformats.org/wordprocessingml/2006/main" xmlns:w14="http://schemas.microsoft.com/office/word/2010/wordml" xmlns:w15="http://schemas.microsoft.com/office/word/2012/wordml" xmlns:w16cex="http://schemas.microsoft.com/office/word/2018/wordml/cex" xmlns:w16cid="http://schemas.microsoft.com/office/word/2016/wordml/cid" xmlns:w16="http://schemas.microsoft.com/office/word/2018/wordml" xmlns:w16du="http://schemas.microsoft.com/office/word/2023/wordml/word16du" xmlns:w16sdtdh="http://schemas.microsoft.com/office/word/2020/wordml/sdtdatahash" xmlns:w16sdtfl="http://schemas.microsoft.com/office/word/2024/wordml/sdtformatlock" xmlns:w16se="http://schemas.microsoft.com/office/word/2015/wordml/symex" mc:Ignorable="w14 w15 w16se w16cid w16 w16cex w16sdtdh w16sdtfl w16du">
   <w:docDefaults>
     <w:rPrDefault>
       <w:rPr>
@@ -2957,7 +2941,7 @@
       </w:pPr>
     </w:pPrDefault>
   </w:docDefaults>
-  <w:latentStyles w:defLockedState="0" w:defUIPriority="99" w:defSemiHidden="0" w:defUnhideWhenUsed="0" w:defQFormat="0" w:count="375">
+  <w:latentStyles w:defLockedState="0" w:defUIPriority="99" w:defSemiHidden="0" w:defUnhideWhenUsed="0" w:defQFormat="0" w:count="376">
     <w:lsdException w:name="Normal" w:uiPriority="0" w:qFormat="1"/>
     <w:lsdException w:name="heading 1" w:uiPriority="9" w:qFormat="1"/>
     <w:lsdException w:name="heading 2" w:semiHidden="1" w:uiPriority="9" w:unhideWhenUsed="1" w:qFormat="1"/>
@@ -3333,6 +3317,7 @@
     <w:lsdException w:name="Smart Hyperlink" w:semiHidden="1" w:unhideWhenUsed="1"/>
     <w:lsdException w:name="Hashtag" w:semiHidden="1" w:unhideWhenUsed="1"/>
     <w:lsdException w:name="Unresolved Mention" w:semiHidden="1" w:unhideWhenUsed="1"/>
+    <w:lsdException w:name="Smart Link" w:semiHidden="1" w:unhideWhenUsed="1"/>
   </w:latentStyles>
   <w:style w:type="paragraph" w:default="1" w:styleId="Normal">
     <w:name w:val="Normal"/>

--- a/Template_projet_TS1.docx
+++ b/Template_projet_TS1.docx
@@ -91,7 +91,6 @@
           </w:tcPr>
           <w:p>
             <w:pPr>
-              <w:ind w:firstLine="708"/>
               <w:rPr>
                 <w:rFonts w:cstheme="minorHAnsi"/>
               </w:rPr>
@@ -1765,6 +1764,23 @@
           <w:color w:val="000000" w:themeColor="text1"/>
         </w:rPr>
       </w:pPr>
+      <w:r>
+        <w:rPr>
+          <w:rFonts w:cstheme="minorHAnsi"/>
+          <w:color w:val="000000" w:themeColor="text1"/>
+        </w:rPr>
+        <w:t>usyfjkevfjkev</w:t>
+      </w:r>
+    </w:p>
+    <w:p>
+      <w:pPr>
+        <w:ind w:firstLine="708"/>
+        <w:jc w:val="both"/>
+        <w:rPr>
+          <w:rFonts w:cstheme="minorHAnsi"/>
+          <w:color w:val="000000" w:themeColor="text1"/>
+        </w:rPr>
+      </w:pPr>
     </w:p>
     <w:p>
       <w:pPr>
@@ -2501,6 +2517,7 @@
           <w:rFonts w:asciiTheme="minorHAnsi" w:hAnsiTheme="minorHAnsi" w:cstheme="minorHAnsi"/>
           <w:color w:val="000000" w:themeColor="text1"/>
         </w:rPr>
+        <w:lastRenderedPageBreak/>
         <w:tab/>
       </w:r>
       <w:bookmarkStart w:id="14" w:name="_Toc214911072"/>
@@ -2540,7 +2557,6 @@
           <w:color w:val="000000" w:themeColor="text1"/>
           <w:lang w:val="fr-FR"/>
         </w:rPr>
-        <w:lastRenderedPageBreak/>
         <w:t xml:space="preserve">4. </w:t>
       </w:r>
       <w:r>

--- a/Template_projet_TS1.docx
+++ b/Template_projet_TS1.docx
@@ -1681,6 +1681,23 @@
     </w:p>
     <w:p>
       <w:pPr>
+        <w:ind w:firstLine="708"/>
+        <w:jc w:val="both"/>
+        <w:rPr>
+          <w:rFonts w:cstheme="minorHAnsi"/>
+          <w:color w:val="000000" w:themeColor="text1"/>
+        </w:rPr>
+      </w:pPr>
+      <w:r>
+        <w:rPr>
+          <w:rFonts w:cstheme="minorHAnsi"/>
+          <w:color w:val="000000" w:themeColor="text1"/>
+        </w:rPr>
+        <w:t>aaaaaaaaaaaaaaaaaaaaaaaaaaaaaaaaaaaaaaaaaaaaaaaaaaaaaaaaaaaaaaaaaaaa</w:t>
+      </w:r>
+    </w:p>
+    <w:p>
+      <w:pPr>
         <w:pStyle w:val="Titre3"/>
         <w:ind w:firstLine="708"/>
         <w:jc w:val="both"/>
@@ -2501,6 +2518,7 @@
           <w:rFonts w:asciiTheme="minorHAnsi" w:hAnsiTheme="minorHAnsi" w:cstheme="minorHAnsi"/>
           <w:color w:val="000000" w:themeColor="text1"/>
         </w:rPr>
+        <w:lastRenderedPageBreak/>
         <w:tab/>
       </w:r>
       <w:bookmarkStart w:id="14" w:name="_Toc214911072"/>
@@ -2540,7 +2558,6 @@
           <w:color w:val="000000" w:themeColor="text1"/>
           <w:lang w:val="fr-FR"/>
         </w:rPr>
-        <w:lastRenderedPageBreak/>
         <w:t xml:space="preserve">4. </w:t>
       </w:r>
       <w:r>

--- a/Template_projet_TS1.docx
+++ b/Template_projet_TS1.docx
@@ -1657,43 +1657,1719 @@
     </w:p>
     <w:p>
       <w:pPr>
-        <w:ind w:firstLine="708"/>
         <w:jc w:val="both"/>
         <w:rPr>
-          <w:rFonts w:cstheme="minorHAnsi"/>
-          <w:color w:val="000000" w:themeColor="text1"/>
-        </w:rPr>
-      </w:pPr>
-      <w:r>
-        <w:rPr>
-          <w:rFonts w:cstheme="minorHAnsi"/>
-          <w:color w:val="000000" w:themeColor="text1"/>
-        </w:rPr>
-        <w:t>D</w:t>
-      </w:r>
-      <w:r>
-        <w:rPr>
-          <w:rFonts w:cstheme="minorHAnsi"/>
-          <w:color w:val="000000" w:themeColor="text1"/>
-        </w:rPr>
-        <w:t>écrire la situation, rappeler les grandeurs, inclure un schéma.</w:t>
+          <w:rFonts w:ascii="Linux Libertine G" w:hAnsi="Linux Libertine G" w:cs="Linux Libertine G"/>
+        </w:rPr>
+      </w:pPr>
+      <w:bookmarkStart w:id="2" w:name="_Toc214911060"/>
+      <w:r>
+        <w:rPr>
+          <w:rFonts w:ascii="Linux Libertine G" w:hAnsi="Linux Libertine G" w:cs="Linux Libertine G"/>
+        </w:rPr>
+        <w:t xml:space="preserve">Un véhicule avance </w:t>
+      </w:r>
+      <w:r>
+        <w:rPr>
+          <w:rFonts w:ascii="Linux Libertine G" w:hAnsi="Linux Libertine G" w:cs="Linux Libertine G"/>
+        </w:rPr>
+        <w:t xml:space="preserve">à vitesse constante </w:t>
+      </w:r>
+      <w:r>
+        <w:rPr>
+          <w:rFonts w:ascii="Linux Libertine G" w:hAnsi="Linux Libertine G" w:cs="Linux Libertine G"/>
+        </w:rPr>
+        <w:t>sur une route en ligne droite. Il émet un son pur à la fréquence f =</w:t>
+      </w:r>
+      <w:r>
+        <w:rPr>
+          <w:rFonts w:ascii="Linux Libertine G" w:hAnsi="Linux Libertine G" w:cs="Linux Libertine G"/>
+        </w:rPr>
+        <w:t xml:space="preserve"> 4 </w:t>
+      </w:r>
+      <w:r>
+        <w:rPr>
+          <w:rFonts w:ascii="Linux Libertine G" w:hAnsi="Linux Libertine G" w:cs="Linux Libertine G"/>
+        </w:rPr>
+        <w:t xml:space="preserve">kHz. Un étudiant de </w:t>
+      </w:r>
+      <w:proofErr w:type="spellStart"/>
+      <w:r>
+        <w:rPr>
+          <w:rFonts w:ascii="Linux Libertine G" w:hAnsi="Linux Libertine G" w:cs="Linux Libertine G"/>
+        </w:rPr>
+        <w:t>Supmicrotech</w:t>
+      </w:r>
+      <w:proofErr w:type="spellEnd"/>
+      <w:r>
+        <w:rPr>
+          <w:rFonts w:ascii="Linux Libertine G" w:hAnsi="Linux Libertine G" w:cs="Linux Libertine G"/>
+        </w:rPr>
+        <w:t>, équipé d’un microphone, enregistre le son émis par le véhicule. Il est placé à une distance d = 6 m de la route, comme représenté sur la figure 1 (le schéma n’est pas à l’échelle).</w:t>
       </w:r>
     </w:p>
     <w:p>
       <w:pPr>
-        <w:ind w:firstLine="708"/>
         <w:jc w:val="both"/>
         <w:rPr>
-          <w:rFonts w:cstheme="minorHAnsi"/>
-          <w:color w:val="000000" w:themeColor="text1"/>
-        </w:rPr>
-      </w:pPr>
-      <w:r>
-        <w:rPr>
-          <w:rFonts w:cstheme="minorHAnsi"/>
-          <w:color w:val="000000" w:themeColor="text1"/>
-        </w:rPr>
-        <w:t>aaaaaaaaaaaaaaaaaaaaaaaaaaaaaaaaaaaaaaaaaaaaaaaaaaaaaaaaaaaaaaaaaaaa</w:t>
+          <w:rFonts w:ascii="Linux Libertine G" w:hAnsi="Linux Libertine G" w:cs="Linux Libertine G"/>
+        </w:rPr>
+      </w:pPr>
+      <w:r>
+        <w:rPr>
+          <w:rFonts w:ascii="Linux Libertine G" w:hAnsi="Linux Libertine G" w:cs="Linux Libertine G"/>
+          <w:noProof/>
+        </w:rPr>
+        <mc:AlternateContent>
+          <mc:Choice Requires="wpg">
+            <w:drawing>
+              <wp:anchor distT="0" distB="0" distL="114300" distR="114300" simplePos="0" relativeHeight="251659264" behindDoc="0" locked="0" layoutInCell="1" allowOverlap="1" wp14:anchorId="7E94F8CB" wp14:editId="34199123">
+                <wp:simplePos x="0" y="0"/>
+                <wp:positionH relativeFrom="margin">
+                  <wp:posOffset>-315686</wp:posOffset>
+                </wp:positionH>
+                <wp:positionV relativeFrom="paragraph">
+                  <wp:posOffset>6531</wp:posOffset>
+                </wp:positionV>
+                <wp:extent cx="6602185" cy="1518558"/>
+                <wp:effectExtent l="0" t="0" r="8255" b="5715"/>
+                <wp:wrapNone/>
+                <wp:docPr id="8" name="Groupe 8"/>
+                <wp:cNvGraphicFramePr/>
+                <a:graphic xmlns:a="http://schemas.openxmlformats.org/drawingml/2006/main">
+                  <a:graphicData uri="http://schemas.microsoft.com/office/word/2010/wordprocessingGroup">
+                    <wpg:wgp>
+                      <wpg:cNvGrpSpPr/>
+                      <wpg:grpSpPr>
+                        <a:xfrm>
+                          <a:off x="0" y="0"/>
+                          <a:ext cx="6602185" cy="1518558"/>
+                          <a:chOff x="342900" y="0"/>
+                          <a:chExt cx="6602185" cy="1518558"/>
+                        </a:xfrm>
+                      </wpg:grpSpPr>
+                      <wps:wsp>
+                        <wps:cNvPr id="1" name="Zone de texte 1"/>
+                        <wps:cNvSpPr txBox="1"/>
+                        <wps:spPr>
+                          <a:xfrm>
+                            <a:off x="342900" y="1251858"/>
+                            <a:ext cx="6553200" cy="266700"/>
+                          </a:xfrm>
+                          <a:prstGeom prst="rect">
+                            <a:avLst/>
+                          </a:prstGeom>
+                          <a:solidFill>
+                            <a:prstClr val="white"/>
+                          </a:solidFill>
+                          <a:ln>
+                            <a:noFill/>
+                          </a:ln>
+                        </wps:spPr>
+                        <wps:txbx>
+                          <w:txbxContent>
+                            <w:p>
+                              <w:pPr>
+                                <w:pStyle w:val="Lgende"/>
+                                <w:jc w:val="center"/>
+                                <w:rPr>
+                                  <w:noProof/>
+                                </w:rPr>
+                              </w:pPr>
+                              <w:r>
+                                <w:t xml:space="preserve">Figure </w:t>
+                              </w:r>
+                              <w:r>
+                                <w:fldChar w:fldCharType="begin"/>
+                              </w:r>
+                              <w:r>
+                                <w:instrText xml:space="preserve"> SEQ Figure \* ARABIC </w:instrText>
+                              </w:r>
+                              <w:r>
+                                <w:fldChar w:fldCharType="separate"/>
+                              </w:r>
+                              <w:r>
+                                <w:rPr>
+                                  <w:noProof/>
+                                </w:rPr>
+                                <w:t>1</w:t>
+                              </w:r>
+                              <w:r>
+                                <w:rPr>
+                                  <w:noProof/>
+                                </w:rPr>
+                                <w:fldChar w:fldCharType="end"/>
+                              </w:r>
+                              <w:r>
+                                <w:t xml:space="preserve"> : principe de la mesure.</w:t>
+                              </w:r>
+                            </w:p>
+                          </w:txbxContent>
+                        </wps:txbx>
+                        <wps:bodyPr rot="0" spcFirstLastPara="0" vertOverflow="overflow" horzOverflow="overflow" vert="horz" wrap="square" lIns="0" tIns="0" rIns="0" bIns="0" numCol="1" spcCol="0" rtlCol="0" fromWordArt="0" anchor="t" anchorCtr="0" forceAA="0" compatLnSpc="1">
+                          <a:prstTxWarp prst="textNoShape">
+                            <a:avLst/>
+                          </a:prstTxWarp>
+                          <a:spAutoFit/>
+                        </wps:bodyPr>
+                      </wps:wsp>
+                      <wpg:grpSp>
+                        <wpg:cNvPr id="7" name="Groupe 7"/>
+                        <wpg:cNvGrpSpPr/>
+                        <wpg:grpSpPr>
+                          <a:xfrm>
+                            <a:off x="391885" y="0"/>
+                            <a:ext cx="6553200" cy="1286510"/>
+                            <a:chOff x="0" y="0"/>
+                            <a:chExt cx="6553200" cy="1286510"/>
+                          </a:xfrm>
+                        </wpg:grpSpPr>
+                        <wpg:grpSp>
+                          <wpg:cNvPr id="34" name="Groupe 34"/>
+                          <wpg:cNvGrpSpPr/>
+                          <wpg:grpSpPr>
+                            <a:xfrm>
+                              <a:off x="0" y="0"/>
+                              <a:ext cx="6553200" cy="1286510"/>
+                              <a:chOff x="0" y="0"/>
+                              <a:chExt cx="6553200" cy="1286510"/>
+                            </a:xfrm>
+                          </wpg:grpSpPr>
+                          <wps:wsp>
+                            <wps:cNvPr id="6" name="Connecteur droit 6"/>
+                            <wps:cNvCnPr/>
+                            <wps:spPr>
+                              <a:xfrm flipV="1">
+                                <a:off x="3387213" y="508819"/>
+                                <a:ext cx="195" cy="334108"/>
+                              </a:xfrm>
+                              <a:prstGeom prst="line">
+                                <a:avLst/>
+                              </a:prstGeom>
+                              <a:ln w="12700">
+                                <a:solidFill>
+                                  <a:srgbClr val="0070C0"/>
+                                </a:solidFill>
+                                <a:headEnd type="triangle"/>
+                                <a:tailEnd type="triangle"/>
+                              </a:ln>
+                            </wps:spPr>
+                            <wps:style>
+                              <a:lnRef idx="1">
+                                <a:schemeClr val="accent1"/>
+                              </a:lnRef>
+                              <a:fillRef idx="0">
+                                <a:schemeClr val="accent1"/>
+                              </a:fillRef>
+                              <a:effectRef idx="0">
+                                <a:schemeClr val="accent1"/>
+                              </a:effectRef>
+                              <a:fontRef idx="minor">
+                                <a:schemeClr val="tx1"/>
+                              </a:fontRef>
+                            </wps:style>
+                            <wps:bodyPr/>
+                          </wps:wsp>
+                          <wpg:grpSp>
+                            <wpg:cNvPr id="33" name="Groupe 33"/>
+                            <wpg:cNvGrpSpPr/>
+                            <wpg:grpSpPr>
+                              <a:xfrm>
+                                <a:off x="0" y="0"/>
+                                <a:ext cx="6553200" cy="1286510"/>
+                                <a:chOff x="0" y="0"/>
+                                <a:chExt cx="6553200" cy="1286510"/>
+                              </a:xfrm>
+                            </wpg:grpSpPr>
+                            <wps:wsp>
+                              <wps:cNvPr id="4" name="Connecteur droit 4"/>
+                              <wps:cNvCnPr/>
+                              <wps:spPr>
+                                <a:xfrm flipV="1">
+                                  <a:off x="4815348" y="457200"/>
+                                  <a:ext cx="0" cy="111125"/>
+                                </a:xfrm>
+                                <a:prstGeom prst="line">
+                                  <a:avLst/>
+                                </a:prstGeom>
+                                <a:ln w="19050"/>
+                              </wps:spPr>
+                              <wps:style>
+                                <a:lnRef idx="1">
+                                  <a:schemeClr val="accent1"/>
+                                </a:lnRef>
+                                <a:fillRef idx="0">
+                                  <a:schemeClr val="accent1"/>
+                                </a:fillRef>
+                                <a:effectRef idx="0">
+                                  <a:schemeClr val="accent1"/>
+                                </a:effectRef>
+                                <a:fontRef idx="minor">
+                                  <a:schemeClr val="tx1"/>
+                                </a:fontRef>
+                              </wps:style>
+                              <wps:bodyPr/>
+                            </wps:wsp>
+                            <wpg:grpSp>
+                              <wpg:cNvPr id="32" name="Groupe 32"/>
+                              <wpg:cNvGrpSpPr/>
+                              <wpg:grpSpPr>
+                                <a:xfrm>
+                                  <a:off x="0" y="0"/>
+                                  <a:ext cx="6553200" cy="1286510"/>
+                                  <a:chOff x="0" y="0"/>
+                                  <a:chExt cx="6553200" cy="1286510"/>
+                                </a:xfrm>
+                              </wpg:grpSpPr>
+                              <wps:wsp>
+                                <wps:cNvPr id="3" name="Connecteur droit 3"/>
+                                <wps:cNvCnPr/>
+                                <wps:spPr>
+                                  <a:xfrm flipV="1">
+                                    <a:off x="1804219" y="457200"/>
+                                    <a:ext cx="0" cy="111370"/>
+                                  </a:xfrm>
+                                  <a:prstGeom prst="line">
+                                    <a:avLst/>
+                                  </a:prstGeom>
+                                  <a:ln w="19050"/>
+                                </wps:spPr>
+                                <wps:style>
+                                  <a:lnRef idx="1">
+                                    <a:schemeClr val="accent1"/>
+                                  </a:lnRef>
+                                  <a:fillRef idx="0">
+                                    <a:schemeClr val="accent1"/>
+                                  </a:fillRef>
+                                  <a:effectRef idx="0">
+                                    <a:schemeClr val="accent1"/>
+                                  </a:effectRef>
+                                  <a:fontRef idx="minor">
+                                    <a:schemeClr val="tx1"/>
+                                  </a:fontRef>
+                                </wps:style>
+                                <wps:bodyPr/>
+                              </wps:wsp>
+                              <wpg:grpSp>
+                                <wpg:cNvPr id="31" name="Groupe 31"/>
+                                <wpg:cNvGrpSpPr/>
+                                <wpg:grpSpPr>
+                                  <a:xfrm>
+                                    <a:off x="0" y="0"/>
+                                    <a:ext cx="6553200" cy="1286510"/>
+                                    <a:chOff x="0" y="0"/>
+                                    <a:chExt cx="6553200" cy="1286510"/>
+                                  </a:xfrm>
+                                </wpg:grpSpPr>
+                                <wps:wsp>
+                                  <wps:cNvPr id="21" name="Connecteur droit 21"/>
+                                  <wps:cNvCnPr/>
+                                  <wps:spPr>
+                                    <a:xfrm flipH="1" flipV="1">
+                                      <a:off x="3382297" y="840658"/>
+                                      <a:ext cx="0" cy="248653"/>
+                                    </a:xfrm>
+                                    <a:prstGeom prst="line">
+                                      <a:avLst/>
+                                    </a:prstGeom>
+                                    <a:ln w="9525">
+                                      <a:solidFill>
+                                        <a:schemeClr val="tx1"/>
+                                      </a:solidFill>
+                                      <a:prstDash val="dashDot"/>
+                                      <a:tailEnd type="none"/>
+                                    </a:ln>
+                                  </wps:spPr>
+                                  <wps:style>
+                                    <a:lnRef idx="1">
+                                      <a:schemeClr val="accent1"/>
+                                    </a:lnRef>
+                                    <a:fillRef idx="0">
+                                      <a:schemeClr val="accent1"/>
+                                    </a:fillRef>
+                                    <a:effectRef idx="0">
+                                      <a:schemeClr val="accent1"/>
+                                    </a:effectRef>
+                                    <a:fontRef idx="minor">
+                                      <a:schemeClr val="tx1"/>
+                                    </a:fontRef>
+                                  </wps:style>
+                                  <wps:bodyPr/>
+                                </wps:wsp>
+                                <wpg:grpSp>
+                                  <wpg:cNvPr id="30" name="Groupe 30"/>
+                                  <wpg:cNvGrpSpPr/>
+                                  <wpg:grpSpPr>
+                                    <a:xfrm>
+                                      <a:off x="0" y="0"/>
+                                      <a:ext cx="6553200" cy="1286510"/>
+                                      <a:chOff x="0" y="0"/>
+                                      <a:chExt cx="6553200" cy="1286510"/>
+                                    </a:xfrm>
+                                  </wpg:grpSpPr>
+                                  <wps:wsp>
+                                    <wps:cNvPr id="217" name="Zone de texte 2"/>
+                                    <wps:cNvSpPr txBox="1">
+                                      <a:spLocks noChangeArrowheads="1"/>
+                                    </wps:cNvSpPr>
+                                    <wps:spPr bwMode="auto">
+                                      <a:xfrm>
+                                        <a:off x="1670050" y="247650"/>
+                                        <a:ext cx="248920" cy="264160"/>
+                                      </a:xfrm>
+                                      <a:prstGeom prst="rect">
+                                        <a:avLst/>
+                                      </a:prstGeom>
+                                      <a:noFill/>
+                                      <a:ln w="9525">
+                                        <a:noFill/>
+                                        <a:miter lim="800000"/>
+                                        <a:headEnd/>
+                                        <a:tailEnd/>
+                                      </a:ln>
+                                    </wps:spPr>
+                                    <wps:txbx>
+                                      <w:txbxContent>
+                                        <w:p>
+                                          <w:pPr>
+                                            <w:rPr>
+                                              <w:rFonts w:ascii="Linux Libertine G" w:hAnsi="Linux Libertine G" w:cs="Linux Libertine G"/>
+                                              <w14:textOutline w14:w="9525" w14:cap="rnd" w14:cmpd="sng" w14:algn="ctr">
+                                                <w14:noFill/>
+                                                <w14:prstDash w14:val="solid"/>
+                                                <w14:bevel/>
+                                              </w14:textOutline>
+                                            </w:rPr>
+                                          </w:pPr>
+                                          <w:r>
+                                            <w:rPr>
+                                              <w:rFonts w:ascii="Linux Libertine G" w:hAnsi="Linux Libertine G" w:cs="Linux Libertine G"/>
+                                              <w14:textOutline w14:w="9525" w14:cap="rnd" w14:cmpd="sng" w14:algn="ctr">
+                                                <w14:noFill/>
+                                                <w14:prstDash w14:val="solid"/>
+                                                <w14:bevel/>
+                                              </w14:textOutline>
+                                            </w:rPr>
+                                            <w:t>A</w:t>
+                                          </w:r>
+                                        </w:p>
+                                      </w:txbxContent>
+                                    </wps:txbx>
+                                    <wps:bodyPr rot="0" vert="horz" wrap="square" lIns="91440" tIns="45720" rIns="91440" bIns="45720" anchor="t" anchorCtr="0">
+                                      <a:noAutofit/>
+                                    </wps:bodyPr>
+                                  </wps:wsp>
+                                  <wps:wsp>
+                                    <wps:cNvPr id="10" name="Zone de texte 2"/>
+                                    <wps:cNvSpPr txBox="1">
+                                      <a:spLocks noChangeArrowheads="1"/>
+                                    </wps:cNvSpPr>
+                                    <wps:spPr bwMode="auto">
+                                      <a:xfrm>
+                                        <a:off x="4679950" y="241300"/>
+                                        <a:ext cx="248920" cy="264160"/>
+                                      </a:xfrm>
+                                      <a:prstGeom prst="rect">
+                                        <a:avLst/>
+                                      </a:prstGeom>
+                                      <a:noFill/>
+                                      <a:ln w="9525">
+                                        <a:noFill/>
+                                        <a:miter lim="800000"/>
+                                        <a:headEnd/>
+                                        <a:tailEnd/>
+                                      </a:ln>
+                                    </wps:spPr>
+                                    <wps:txbx>
+                                      <w:txbxContent>
+                                        <w:p>
+                                          <w:pPr>
+                                            <w:rPr>
+                                              <w:rFonts w:ascii="Linux Libertine G" w:hAnsi="Linux Libertine G" w:cs="Linux Libertine G"/>
+                                              <w14:textOutline w14:w="9525" w14:cap="rnd" w14:cmpd="sng" w14:algn="ctr">
+                                                <w14:noFill/>
+                                                <w14:prstDash w14:val="solid"/>
+                                                <w14:bevel/>
+                                              </w14:textOutline>
+                                            </w:rPr>
+                                          </w:pPr>
+                                          <w:r>
+                                            <w:rPr>
+                                              <w:rFonts w:ascii="Linux Libertine G" w:hAnsi="Linux Libertine G" w:cs="Linux Libertine G"/>
+                                              <w14:textOutline w14:w="9525" w14:cap="rnd" w14:cmpd="sng" w14:algn="ctr">
+                                                <w14:noFill/>
+                                                <w14:prstDash w14:val="solid"/>
+                                                <w14:bevel/>
+                                              </w14:textOutline>
+                                            </w:rPr>
+                                            <w:t>C</w:t>
+                                          </w:r>
+                                        </w:p>
+                                      </w:txbxContent>
+                                    </wps:txbx>
+                                    <wps:bodyPr rot="0" vert="horz" wrap="square" lIns="91440" tIns="45720" rIns="91440" bIns="45720" anchor="t" anchorCtr="0">
+                                      <a:noAutofit/>
+                                    </wps:bodyPr>
+                                  </wps:wsp>
+                                  <wpg:grpSp>
+                                    <wpg:cNvPr id="29" name="Groupe 29"/>
+                                    <wpg:cNvGrpSpPr/>
+                                    <wpg:grpSpPr>
+                                      <a:xfrm>
+                                        <a:off x="0" y="0"/>
+                                        <a:ext cx="6162040" cy="1106571"/>
+                                        <a:chOff x="0" y="0"/>
+                                        <a:chExt cx="6162040" cy="1106571"/>
+                                      </a:xfrm>
+                                    </wpg:grpSpPr>
+                                    <wps:wsp>
+                                      <wps:cNvPr id="23" name="Zone de texte 2"/>
+                                      <wps:cNvSpPr txBox="1">
+                                        <a:spLocks noChangeArrowheads="1"/>
+                                      </wps:cNvSpPr>
+                                      <wps:spPr bwMode="auto">
+                                        <a:xfrm>
+                                          <a:off x="2518246" y="736764"/>
+                                          <a:ext cx="984250" cy="264160"/>
+                                        </a:xfrm>
+                                        <a:prstGeom prst="rect">
+                                          <a:avLst/>
+                                        </a:prstGeom>
+                                        <a:noFill/>
+                                        <a:ln w="9525">
+                                          <a:noFill/>
+                                          <a:miter lim="800000"/>
+                                          <a:headEnd/>
+                                          <a:tailEnd/>
+                                        </a:ln>
+                                      </wps:spPr>
+                                      <wps:txbx>
+                                        <w:txbxContent>
+                                          <w:p>
+                                            <w:pPr>
+                                              <w:rPr>
+                                                <w:rFonts w:ascii="Linux Libertine G" w:hAnsi="Linux Libertine G" w:cs="Linux Libertine G"/>
+                                                <w14:textOutline w14:w="9525" w14:cap="rnd" w14:cmpd="sng" w14:algn="ctr">
+                                                  <w14:noFill/>
+                                                  <w14:prstDash w14:val="solid"/>
+                                                  <w14:bevel/>
+                                                </w14:textOutline>
+                                              </w:rPr>
+                                            </w:pPr>
+                                            <w:r>
+                                              <w:rPr>
+                                                <w:rFonts w:ascii="Linux Libertine G" w:hAnsi="Linux Libertine G" w:cs="Linux Libertine G"/>
+                                                <w14:textOutline w14:w="9525" w14:cap="rnd" w14:cmpd="sng" w14:algn="ctr">
+                                                  <w14:noFill/>
+                                                  <w14:prstDash w14:val="solid"/>
+                                                  <w14:bevel/>
+                                                </w14:textOutline>
+                                              </w:rPr>
+                                              <w:t>Observateur</w:t>
+                                            </w:r>
+                                          </w:p>
+                                        </w:txbxContent>
+                                      </wps:txbx>
+                                      <wps:bodyPr rot="0" vert="horz" wrap="square" lIns="91440" tIns="45720" rIns="91440" bIns="45720" anchor="t" anchorCtr="0">
+                                        <a:noAutofit/>
+                                      </wps:bodyPr>
+                                    </wps:wsp>
+                                    <wpg:grpSp>
+                                      <wpg:cNvPr id="28" name="Groupe 28"/>
+                                      <wpg:cNvGrpSpPr/>
+                                      <wpg:grpSpPr>
+                                        <a:xfrm>
+                                          <a:off x="0" y="0"/>
+                                          <a:ext cx="6162040" cy="1106571"/>
+                                          <a:chOff x="0" y="0"/>
+                                          <a:chExt cx="6162040" cy="1106571"/>
+                                        </a:xfrm>
+                                      </wpg:grpSpPr>
+                                      <wps:wsp>
+                                        <wps:cNvPr id="11" name="Zone de texte 2"/>
+                                        <wps:cNvSpPr txBox="1">
+                                          <a:spLocks noChangeArrowheads="1"/>
+                                        </wps:cNvSpPr>
+                                        <wps:spPr bwMode="auto">
+                                          <a:xfrm>
+                                            <a:off x="3346449" y="524592"/>
+                                            <a:ext cx="660400" cy="264160"/>
+                                          </a:xfrm>
+                                          <a:prstGeom prst="rect">
+                                            <a:avLst/>
+                                          </a:prstGeom>
+                                          <a:noFill/>
+                                          <a:ln w="9525">
+                                            <a:noFill/>
+                                            <a:miter lim="800000"/>
+                                            <a:headEnd/>
+                                            <a:tailEnd/>
+                                          </a:ln>
+                                        </wps:spPr>
+                                        <wps:txbx>
+                                          <w:txbxContent>
+                                            <w:p>
+                                              <w:pPr>
+                                                <w:rPr>
+                                                  <w:rFonts w:ascii="Linux Libertine G" w:hAnsi="Linux Libertine G" w:cs="Linux Libertine G"/>
+                                                  <w14:textOutline w14:w="9525" w14:cap="rnd" w14:cmpd="sng" w14:algn="ctr">
+                                                    <w14:noFill/>
+                                                    <w14:prstDash w14:val="solid"/>
+                                                    <w14:bevel/>
+                                                  </w14:textOutline>
+                                                </w:rPr>
+                                              </w:pPr>
+                                              <w:r>
+                                                <w:rPr>
+                                                  <w:rFonts w:ascii="Linux Libertine G" w:hAnsi="Linux Libertine G" w:cs="Linux Libertine G"/>
+                                                  <w14:textOutline w14:w="9525" w14:cap="rnd" w14:cmpd="sng" w14:algn="ctr">
+                                                    <w14:noFill/>
+                                                    <w14:prstDash w14:val="solid"/>
+                                                    <w14:bevel/>
+                                                  </w14:textOutline>
+                                                </w:rPr>
+                                                <w:t>d = 6 m</w:t>
+                                              </w:r>
+                                            </w:p>
+                                          </w:txbxContent>
+                                        </wps:txbx>
+                                        <wps:bodyPr rot="0" vert="horz" wrap="square" lIns="91440" tIns="45720" rIns="91440" bIns="45720" anchor="t" anchorCtr="0">
+                                          <a:noAutofit/>
+                                        </wps:bodyPr>
+                                      </wps:wsp>
+                                      <wps:wsp>
+                                        <wps:cNvPr id="2" name="Connecteur droit 2"/>
+                                        <wps:cNvCnPr/>
+                                        <wps:spPr>
+                                          <a:xfrm>
+                                            <a:off x="6350" y="514350"/>
+                                            <a:ext cx="6155690" cy="0"/>
+                                          </a:xfrm>
+                                          <a:prstGeom prst="line">
+                                            <a:avLst/>
+                                          </a:prstGeom>
+                                          <a:ln w="19050"/>
+                                        </wps:spPr>
+                                        <wps:style>
+                                          <a:lnRef idx="1">
+                                            <a:schemeClr val="accent1"/>
+                                          </a:lnRef>
+                                          <a:fillRef idx="0">
+                                            <a:schemeClr val="accent1"/>
+                                          </a:fillRef>
+                                          <a:effectRef idx="0">
+                                            <a:schemeClr val="accent1"/>
+                                          </a:effectRef>
+                                          <a:fontRef idx="minor">
+                                            <a:schemeClr val="tx1"/>
+                                          </a:fontRef>
+                                        </wps:style>
+                                        <wps:bodyPr/>
+                                      </wps:wsp>
+                                      <wpg:grpSp>
+                                        <wpg:cNvPr id="17" name="Groupe 17"/>
+                                        <wpg:cNvGrpSpPr/>
+                                        <wpg:grpSpPr>
+                                          <a:xfrm>
+                                            <a:off x="203200" y="0"/>
+                                            <a:ext cx="1450975" cy="502920"/>
+                                            <a:chOff x="0" y="0"/>
+                                            <a:chExt cx="1450975" cy="502920"/>
+                                          </a:xfrm>
+                                        </wpg:grpSpPr>
+                                        <pic:pic xmlns:pic="http://schemas.openxmlformats.org/drawingml/2006/picture">
+                                          <pic:nvPicPr>
+                                            <pic:cNvPr id="16" name="Image 16" descr="C:\Users\damien.teyssieux\AppData\Local\Packages\Microsoft.Windows.Photos_8wekyb3d8bbwe\TempState\ShareServiceTempFolder\c203857e-51ea-4a11-8e52-4085d8aebea2.jpeg"/>
+                                            <pic:cNvPicPr>
+                                              <a:picLocks noChangeAspect="1"/>
+                                            </pic:cNvPicPr>
+                                          </pic:nvPicPr>
+                                          <pic:blipFill>
+                                            <a:blip r:embed="rId7" cstate="print">
+                                              <a:extLst>
+                                                <a:ext uri="{28A0092B-C50C-407E-A947-70E740481C1C}">
+                                                  <a14:useLocalDpi xmlns:a14="http://schemas.microsoft.com/office/drawing/2010/main" val="0"/>
+                                                </a:ext>
+                                              </a:extLst>
+                                            </a:blip>
+                                            <a:srcRect/>
+                                            <a:stretch>
+                                              <a:fillRect/>
+                                            </a:stretch>
+                                          </pic:blipFill>
+                                          <pic:spPr bwMode="auto">
+                                            <a:xfrm>
+                                              <a:off x="0" y="0"/>
+                                              <a:ext cx="1450975" cy="502920"/>
+                                            </a:xfrm>
+                                            <a:prstGeom prst="rect">
+                                              <a:avLst/>
+                                            </a:prstGeom>
+                                            <a:noFill/>
+                                            <a:ln>
+                                              <a:noFill/>
+                                            </a:ln>
+                                          </pic:spPr>
+                                        </pic:pic>
+                                        <pic:pic xmlns:pic="http://schemas.openxmlformats.org/drawingml/2006/picture">
+                                          <pic:nvPicPr>
+                                            <pic:cNvPr id="15" name="Image 15" descr="C:\Users\damien.teyssieux\AppData\Local\Microsoft\Windows\INetCache\Content.MSO\4526154D.tmp"/>
+                                            <pic:cNvPicPr>
+                                              <a:picLocks noChangeAspect="1"/>
+                                            </pic:cNvPicPr>
+                                          </pic:nvPicPr>
+                                          <pic:blipFill>
+                                            <a:blip r:embed="rId8" cstate="print">
+                                              <a:extLst>
+                                                <a:ext uri="{28A0092B-C50C-407E-A947-70E740481C1C}">
+                                                  <a14:useLocalDpi xmlns:a14="http://schemas.microsoft.com/office/drawing/2010/main" val="0"/>
+                                                </a:ext>
+                                              </a:extLst>
+                                            </a:blip>
+                                            <a:srcRect/>
+                                            <a:stretch>
+                                              <a:fillRect/>
+                                            </a:stretch>
+                                          </pic:blipFill>
+                                          <pic:spPr bwMode="auto">
+                                            <a:xfrm>
+                                              <a:off x="640773" y="290945"/>
+                                              <a:ext cx="120650" cy="120650"/>
+                                            </a:xfrm>
+                                            <a:prstGeom prst="rect">
+                                              <a:avLst/>
+                                            </a:prstGeom>
+                                            <a:noFill/>
+                                            <a:ln>
+                                              <a:noFill/>
+                                            </a:ln>
+                                          </pic:spPr>
+                                        </pic:pic>
+                                      </wpg:grpSp>
+                                      <wps:wsp>
+                                        <wps:cNvPr id="18" name="Connecteur droit 18"/>
+                                        <wps:cNvCnPr/>
+                                        <wps:spPr>
+                                          <a:xfrm>
+                                            <a:off x="0" y="1028700"/>
+                                            <a:ext cx="6155690" cy="0"/>
+                                          </a:xfrm>
+                                          <a:prstGeom prst="line">
+                                            <a:avLst/>
+                                          </a:prstGeom>
+                                          <a:ln w="9525">
+                                            <a:solidFill>
+                                              <a:schemeClr val="tx1"/>
+                                            </a:solidFill>
+                                            <a:tailEnd type="triangle"/>
+                                          </a:ln>
+                                        </wps:spPr>
+                                        <wps:style>
+                                          <a:lnRef idx="1">
+                                            <a:schemeClr val="accent1"/>
+                                          </a:lnRef>
+                                          <a:fillRef idx="0">
+                                            <a:schemeClr val="accent1"/>
+                                          </a:fillRef>
+                                          <a:effectRef idx="0">
+                                            <a:schemeClr val="accent1"/>
+                                          </a:effectRef>
+                                          <a:fontRef idx="minor">
+                                            <a:schemeClr val="tx1"/>
+                                          </a:fontRef>
+                                        </wps:style>
+                                        <wps:bodyPr/>
+                                      </wps:wsp>
+                                      <wps:wsp>
+                                        <wps:cNvPr id="19" name="Connecteur droit 19"/>
+                                        <wps:cNvCnPr/>
+                                        <wps:spPr>
+                                          <a:xfrm flipH="1" flipV="1">
+                                            <a:off x="1803400" y="565150"/>
+                                            <a:ext cx="2941" cy="541421"/>
+                                          </a:xfrm>
+                                          <a:prstGeom prst="line">
+                                            <a:avLst/>
+                                          </a:prstGeom>
+                                          <a:ln w="9525">
+                                            <a:solidFill>
+                                              <a:schemeClr val="tx1"/>
+                                            </a:solidFill>
+                                            <a:prstDash val="dashDot"/>
+                                            <a:tailEnd type="none"/>
+                                          </a:ln>
+                                        </wps:spPr>
+                                        <wps:style>
+                                          <a:lnRef idx="1">
+                                            <a:schemeClr val="accent1"/>
+                                          </a:lnRef>
+                                          <a:fillRef idx="0">
+                                            <a:schemeClr val="accent1"/>
+                                          </a:fillRef>
+                                          <a:effectRef idx="0">
+                                            <a:schemeClr val="accent1"/>
+                                          </a:effectRef>
+                                          <a:fontRef idx="minor">
+                                            <a:schemeClr val="tx1"/>
+                                          </a:fontRef>
+                                        </wps:style>
+                                        <wps:bodyPr/>
+                                      </wps:wsp>
+                                      <wps:wsp>
+                                        <wps:cNvPr id="20" name="Connecteur droit 20"/>
+                                        <wps:cNvCnPr/>
+                                        <wps:spPr>
+                                          <a:xfrm flipH="1" flipV="1">
+                                            <a:off x="4813300" y="565150"/>
+                                            <a:ext cx="2941" cy="541421"/>
+                                          </a:xfrm>
+                                          <a:prstGeom prst="line">
+                                            <a:avLst/>
+                                          </a:prstGeom>
+                                          <a:ln w="9525">
+                                            <a:solidFill>
+                                              <a:schemeClr val="tx1"/>
+                                            </a:solidFill>
+                                            <a:prstDash val="dashDot"/>
+                                            <a:tailEnd type="none"/>
+                                          </a:ln>
+                                        </wps:spPr>
+                                        <wps:style>
+                                          <a:lnRef idx="1">
+                                            <a:schemeClr val="accent1"/>
+                                          </a:lnRef>
+                                          <a:fillRef idx="0">
+                                            <a:schemeClr val="accent1"/>
+                                          </a:fillRef>
+                                          <a:effectRef idx="0">
+                                            <a:schemeClr val="accent1"/>
+                                          </a:effectRef>
+                                          <a:fontRef idx="minor">
+                                            <a:schemeClr val="tx1"/>
+                                          </a:fontRef>
+                                        </wps:style>
+                                        <wps:bodyPr/>
+                                      </wps:wsp>
+                                    </wpg:grpSp>
+                                    <wps:wsp>
+                                      <wps:cNvPr id="22" name="Organigramme : Connecteur 22"/>
+                                      <wps:cNvSpPr/>
+                                      <wps:spPr>
+                                        <a:xfrm>
+                                          <a:off x="3365500" y="838200"/>
+                                          <a:ext cx="45719" cy="45720"/>
+                                        </a:xfrm>
+                                        <a:prstGeom prst="flowChartConnector">
+                                          <a:avLst/>
+                                        </a:prstGeom>
+                                        <a:solidFill>
+                                          <a:schemeClr val="tx1"/>
+                                        </a:solidFill>
+                                        <a:ln>
+                                          <a:solidFill>
+                                            <a:schemeClr val="tx1"/>
+                                          </a:solidFill>
+                                        </a:ln>
+                                      </wps:spPr>
+                                      <wps:style>
+                                        <a:lnRef idx="2">
+                                          <a:schemeClr val="accent1">
+                                            <a:shade val="50000"/>
+                                          </a:schemeClr>
+                                        </a:lnRef>
+                                        <a:fillRef idx="1">
+                                          <a:schemeClr val="accent1"/>
+                                        </a:fillRef>
+                                        <a:effectRef idx="0">
+                                          <a:schemeClr val="accent1"/>
+                                        </a:effectRef>
+                                        <a:fontRef idx="minor">
+                                          <a:schemeClr val="lt1"/>
+                                        </a:fontRef>
+                                      </wps:style>
+                                      <wps:bodyPr rot="0" spcFirstLastPara="0" vertOverflow="overflow" horzOverflow="overflow" vert="horz" wrap="square" lIns="91440" tIns="45720" rIns="91440" bIns="45720" numCol="1" spcCol="0" rtlCol="0" fromWordArt="0" anchor="ctr" anchorCtr="0" forceAA="0" compatLnSpc="1">
+                                        <a:prstTxWarp prst="textNoShape">
+                                          <a:avLst/>
+                                        </a:prstTxWarp>
+                                        <a:noAutofit/>
+                                      </wps:bodyPr>
+                                    </wps:wsp>
+                                  </wpg:grpSp>
+                                  <wps:wsp>
+                                    <wps:cNvPr id="24" name="Zone de texte 2"/>
+                                    <wps:cNvSpPr txBox="1">
+                                      <a:spLocks noChangeArrowheads="1"/>
+                                    </wps:cNvSpPr>
+                                    <wps:spPr bwMode="auto">
+                                      <a:xfrm>
+                                        <a:off x="5892800" y="1003300"/>
+                                        <a:ext cx="660400" cy="264160"/>
+                                      </a:xfrm>
+                                      <a:prstGeom prst="rect">
+                                        <a:avLst/>
+                                      </a:prstGeom>
+                                      <a:noFill/>
+                                      <a:ln w="9525">
+                                        <a:noFill/>
+                                        <a:miter lim="800000"/>
+                                        <a:headEnd/>
+                                        <a:tailEnd/>
+                                      </a:ln>
+                                    </wps:spPr>
+                                    <wps:txbx>
+                                      <w:txbxContent>
+                                        <w:p>
+                                          <w:pPr>
+                                            <w:rPr>
+                                              <w:rFonts w:ascii="Linux Libertine G" w:hAnsi="Linux Libertine G" w:cs="Linux Libertine G"/>
+                                              <w14:textOutline w14:w="9525" w14:cap="rnd" w14:cmpd="sng" w14:algn="ctr">
+                                                <w14:noFill/>
+                                                <w14:prstDash w14:val="solid"/>
+                                                <w14:bevel/>
+                                              </w14:textOutline>
+                                            </w:rPr>
+                                          </w:pPr>
+                                          <w:r>
+                                            <w:rPr>
+                                              <w:rFonts w:ascii="Linux Libertine G" w:hAnsi="Linux Libertine G" w:cs="Linux Libertine G"/>
+                                              <w14:textOutline w14:w="9525" w14:cap="rnd" w14:cmpd="sng" w14:algn="ctr">
+                                                <w14:noFill/>
+                                                <w14:prstDash w14:val="solid"/>
+                                                <w14:bevel/>
+                                              </w14:textOutline>
+                                            </w:rPr>
+                                            <w:t>t (s)</w:t>
+                                          </w:r>
+                                        </w:p>
+                                      </w:txbxContent>
+                                    </wps:txbx>
+                                    <wps:bodyPr rot="0" vert="horz" wrap="square" lIns="91440" tIns="45720" rIns="91440" bIns="45720" anchor="t" anchorCtr="0">
+                                      <a:noAutofit/>
+                                    </wps:bodyPr>
+                                  </wps:wsp>
+                                  <wps:wsp>
+                                    <wps:cNvPr id="25" name="Zone de texte 2"/>
+                                    <wps:cNvSpPr txBox="1">
+                                      <a:spLocks noChangeArrowheads="1"/>
+                                    </wps:cNvSpPr>
+                                    <wps:spPr bwMode="auto">
+                                      <a:xfrm>
+                                        <a:off x="1657350" y="1022350"/>
+                                        <a:ext cx="313690" cy="264160"/>
+                                      </a:xfrm>
+                                      <a:prstGeom prst="rect">
+                                        <a:avLst/>
+                                      </a:prstGeom>
+                                      <a:noFill/>
+                                      <a:ln w="9525">
+                                        <a:noFill/>
+                                        <a:miter lim="800000"/>
+                                        <a:headEnd/>
+                                        <a:tailEnd/>
+                                      </a:ln>
+                                    </wps:spPr>
+                                    <wps:txbx>
+                                      <w:txbxContent>
+                                        <w:p>
+                                          <w:pPr>
+                                            <w:jc w:val="center"/>
+                                            <w:rPr>
+                                              <w:rFonts w:ascii="Linux Libertine G" w:hAnsi="Linux Libertine G" w:cs="Linux Libertine G"/>
+                                              <w14:textOutline w14:w="9525" w14:cap="rnd" w14:cmpd="sng" w14:algn="ctr">
+                                                <w14:noFill/>
+                                                <w14:prstDash w14:val="solid"/>
+                                                <w14:bevel/>
+                                              </w14:textOutline>
+                                            </w:rPr>
+                                          </w:pPr>
+                                          <w:r>
+                                            <w:rPr>
+                                              <w:rFonts w:ascii="Linux Libertine G" w:hAnsi="Linux Libertine G" w:cs="Linux Libertine G"/>
+                                              <w14:textOutline w14:w="9525" w14:cap="rnd" w14:cmpd="sng" w14:algn="ctr">
+                                                <w14:noFill/>
+                                                <w14:prstDash w14:val="solid"/>
+                                                <w14:bevel/>
+                                              </w14:textOutline>
+                                            </w:rPr>
+                                            <w:t>t</w:t>
+                                          </w:r>
+                                          <w:r>
+                                            <w:rPr>
+                                              <w:rFonts w:ascii="Linux Libertine G" w:hAnsi="Linux Libertine G" w:cs="Linux Libertine G"/>
+                                              <w:vertAlign w:val="subscript"/>
+                                              <w14:textOutline w14:w="9525" w14:cap="rnd" w14:cmpd="sng" w14:algn="ctr">
+                                                <w14:noFill/>
+                                                <w14:prstDash w14:val="solid"/>
+                                                <w14:bevel/>
+                                              </w14:textOutline>
+                                            </w:rPr>
+                                            <w:t>0</w:t>
+                                          </w:r>
+                                        </w:p>
+                                      </w:txbxContent>
+                                    </wps:txbx>
+                                    <wps:bodyPr rot="0" vert="horz" wrap="square" lIns="91440" tIns="45720" rIns="91440" bIns="45720" anchor="t" anchorCtr="0">
+                                      <a:noAutofit/>
+                                    </wps:bodyPr>
+                                  </wps:wsp>
+                                  <wps:wsp>
+                                    <wps:cNvPr id="26" name="Zone de texte 2"/>
+                                    <wps:cNvSpPr txBox="1">
+                                      <a:spLocks noChangeArrowheads="1"/>
+                                    </wps:cNvSpPr>
+                                    <wps:spPr bwMode="auto">
+                                      <a:xfrm>
+                                        <a:off x="3232150" y="1022350"/>
+                                        <a:ext cx="313690" cy="264160"/>
+                                      </a:xfrm>
+                                      <a:prstGeom prst="rect">
+                                        <a:avLst/>
+                                      </a:prstGeom>
+                                      <a:noFill/>
+                                      <a:ln w="9525">
+                                        <a:noFill/>
+                                        <a:miter lim="800000"/>
+                                        <a:headEnd/>
+                                        <a:tailEnd/>
+                                      </a:ln>
+                                    </wps:spPr>
+                                    <wps:txbx>
+                                      <w:txbxContent>
+                                        <w:p>
+                                          <w:pPr>
+                                            <w:jc w:val="center"/>
+                                            <w:rPr>
+                                              <w:rFonts w:ascii="Linux Libertine G" w:hAnsi="Linux Libertine G" w:cs="Linux Libertine G"/>
+                                              <w14:textOutline w14:w="9525" w14:cap="rnd" w14:cmpd="sng" w14:algn="ctr">
+                                                <w14:noFill/>
+                                                <w14:prstDash w14:val="solid"/>
+                                                <w14:bevel/>
+                                              </w14:textOutline>
+                                            </w:rPr>
+                                          </w:pPr>
+                                          <w:r>
+                                            <w:rPr>
+                                              <w:rFonts w:ascii="Linux Libertine G" w:hAnsi="Linux Libertine G" w:cs="Linux Libertine G"/>
+                                              <w14:textOutline w14:w="9525" w14:cap="rnd" w14:cmpd="sng" w14:algn="ctr">
+                                                <w14:noFill/>
+                                                <w14:prstDash w14:val="solid"/>
+                                                <w14:bevel/>
+                                              </w14:textOutline>
+                                            </w:rPr>
+                                            <w:t>t</w:t>
+                                          </w:r>
+                                          <w:r>
+                                            <w:rPr>
+                                              <w:rFonts w:ascii="Linux Libertine G" w:hAnsi="Linux Libertine G" w:cs="Linux Libertine G"/>
+                                              <w:vertAlign w:val="subscript"/>
+                                              <w14:textOutline w14:w="9525" w14:cap="rnd" w14:cmpd="sng" w14:algn="ctr">
+                                                <w14:noFill/>
+                                                <w14:prstDash w14:val="solid"/>
+                                                <w14:bevel/>
+                                              </w14:textOutline>
+                                            </w:rPr>
+                                            <w:t>1</w:t>
+                                          </w:r>
+                                        </w:p>
+                                      </w:txbxContent>
+                                    </wps:txbx>
+                                    <wps:bodyPr rot="0" vert="horz" wrap="square" lIns="91440" tIns="45720" rIns="91440" bIns="45720" anchor="t" anchorCtr="0">
+                                      <a:noAutofit/>
+                                    </wps:bodyPr>
+                                  </wps:wsp>
+                                  <wps:wsp>
+                                    <wps:cNvPr id="27" name="Zone de texte 2"/>
+                                    <wps:cNvSpPr txBox="1">
+                                      <a:spLocks noChangeArrowheads="1"/>
+                                    </wps:cNvSpPr>
+                                    <wps:spPr bwMode="auto">
+                                      <a:xfrm>
+                                        <a:off x="4629150" y="1022350"/>
+                                        <a:ext cx="371475" cy="264160"/>
+                                      </a:xfrm>
+                                      <a:prstGeom prst="rect">
+                                        <a:avLst/>
+                                      </a:prstGeom>
+                                      <a:noFill/>
+                                      <a:ln w="9525">
+                                        <a:noFill/>
+                                        <a:miter lim="800000"/>
+                                        <a:headEnd/>
+                                        <a:tailEnd/>
+                                      </a:ln>
+                                    </wps:spPr>
+                                    <wps:txbx>
+                                      <w:txbxContent>
+                                        <w:p>
+                                          <w:pPr>
+                                            <w:jc w:val="center"/>
+                                            <w:rPr>
+                                              <w:rFonts w:ascii="Linux Libertine G" w:hAnsi="Linux Libertine G" w:cs="Linux Libertine G"/>
+                                              <w14:textOutline w14:w="9525" w14:cap="rnd" w14:cmpd="sng" w14:algn="ctr">
+                                                <w14:noFill/>
+                                                <w14:prstDash w14:val="solid"/>
+                                                <w14:bevel/>
+                                              </w14:textOutline>
+                                            </w:rPr>
+                                          </w:pPr>
+                                          <w:r>
+                                            <w:rPr>
+                                              <w:rFonts w:ascii="Linux Libertine G" w:hAnsi="Linux Libertine G" w:cs="Linux Libertine G"/>
+                                              <w14:textOutline w14:w="9525" w14:cap="rnd" w14:cmpd="sng" w14:algn="ctr">
+                                                <w14:noFill/>
+                                                <w14:prstDash w14:val="solid"/>
+                                                <w14:bevel/>
+                                              </w14:textOutline>
+                                            </w:rPr>
+                                            <w:t>t</w:t>
+                                          </w:r>
+                                          <w:r>
+                                            <w:rPr>
+                                              <w:rFonts w:ascii="Linux Libertine G" w:hAnsi="Linux Libertine G" w:cs="Linux Libertine G"/>
+                                              <w:vertAlign w:val="subscript"/>
+                                              <w14:textOutline w14:w="9525" w14:cap="rnd" w14:cmpd="sng" w14:algn="ctr">
+                                                <w14:noFill/>
+                                                <w14:prstDash w14:val="solid"/>
+                                                <w14:bevel/>
+                                              </w14:textOutline>
+                                            </w:rPr>
+                                            <w:t>2</w:t>
+                                          </w:r>
+                                        </w:p>
+                                      </w:txbxContent>
+                                    </wps:txbx>
+                                    <wps:bodyPr rot="0" vert="horz" wrap="square" lIns="91440" tIns="45720" rIns="91440" bIns="45720" anchor="t" anchorCtr="0">
+                                      <a:noAutofit/>
+                                    </wps:bodyPr>
+                                  </wps:wsp>
+                                </wpg:grpSp>
+                              </wpg:grpSp>
+                            </wpg:grpSp>
+                          </wpg:grpSp>
+                        </wpg:grpSp>
+                        <wps:wsp>
+                          <wps:cNvPr id="5" name="Zone de texte 2"/>
+                          <wps:cNvSpPr txBox="1">
+                            <a:spLocks noChangeArrowheads="1"/>
+                          </wps:cNvSpPr>
+                          <wps:spPr bwMode="auto">
+                            <a:xfrm>
+                              <a:off x="3260558" y="252663"/>
+                              <a:ext cx="248920" cy="264160"/>
+                            </a:xfrm>
+                            <a:prstGeom prst="rect">
+                              <a:avLst/>
+                            </a:prstGeom>
+                            <a:noFill/>
+                            <a:ln w="9525">
+                              <a:noFill/>
+                              <a:miter lim="800000"/>
+                              <a:headEnd/>
+                              <a:tailEnd/>
+                            </a:ln>
+                          </wps:spPr>
+                          <wps:txbx>
+                            <w:txbxContent>
+                              <w:p>
+                                <w:pPr>
+                                  <w:rPr>
+                                    <w:rFonts w:ascii="Linux Libertine G" w:hAnsi="Linux Libertine G" w:cs="Linux Libertine G"/>
+                                    <w14:textOutline w14:w="9525" w14:cap="rnd" w14:cmpd="sng" w14:algn="ctr">
+                                      <w14:noFill/>
+                                      <w14:prstDash w14:val="solid"/>
+                                      <w14:bevel/>
+                                    </w14:textOutline>
+                                  </w:rPr>
+                                </w:pPr>
+                                <w:r>
+                                  <w:rPr>
+                                    <w:rFonts w:ascii="Linux Libertine G" w:hAnsi="Linux Libertine G" w:cs="Linux Libertine G"/>
+                                    <w14:textOutline w14:w="9525" w14:cap="rnd" w14:cmpd="sng" w14:algn="ctr">
+                                      <w14:noFill/>
+                                      <w14:prstDash w14:val="solid"/>
+                                      <w14:bevel/>
+                                    </w14:textOutline>
+                                  </w:rPr>
+                                  <w:t>B</w:t>
+                                </w:r>
+                              </w:p>
+                            </w:txbxContent>
+                          </wps:txbx>
+                          <wps:bodyPr rot="0" vert="horz" wrap="square" lIns="91440" tIns="45720" rIns="91440" bIns="45720" anchor="t" anchorCtr="0">
+                            <a:noAutofit/>
+                          </wps:bodyPr>
+                        </wps:wsp>
+                      </wpg:grpSp>
+                    </wpg:wgp>
+                  </a:graphicData>
+                </a:graphic>
+                <wp14:sizeRelH relativeFrom="margin">
+                  <wp14:pctWidth>0</wp14:pctWidth>
+                </wp14:sizeRelH>
+                <wp14:sizeRelV relativeFrom="margin">
+                  <wp14:pctHeight>0</wp14:pctHeight>
+                </wp14:sizeRelV>
+              </wp:anchor>
+            </w:drawing>
+          </mc:Choice>
+          <mc:Fallback>
+            <w:pict>
+              <v:group w14:anchorId="7E94F8CB" id="Groupe 8" o:spid="_x0000_s1026" style="position:absolute;left:0;text-align:left;margin-left:-24.85pt;margin-top:.5pt;width:519.85pt;height:119.55pt;z-index:251659264;mso-position-horizontal-relative:margin;mso-width-relative:margin;mso-height-relative:margin" coordorigin="3429" coordsize="66021,15185" o:gfxdata="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">
+                <v:shapetype id="_x0000_t202" coordsize="21600,21600" o:spt="202" path="m,l,21600r21600,l21600,xe">
+                  <v:stroke joinstyle="miter"/>
+                  <v:path gradientshapeok="t" o:connecttype="rect"/>
+                </v:shapetype>
+                <v:shape id="Zone de texte 1" o:spid="_x0000_s1027" type="#_x0000_t202" style="position:absolute;left:3429;top:12518;width:65532;height:2667;visibility:visible;mso-wrap-style:square;v-text-anchor:top" o:gfxdata="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" stroked="f">
+                  <v:textbox style="mso-fit-shape-to-text:t" inset="0,0,0,0">
+                    <w:txbxContent>
+                      <w:p>
+                        <w:pPr>
+                          <w:pStyle w:val="Lgende"/>
+                          <w:jc w:val="center"/>
+                          <w:rPr>
+                            <w:noProof/>
+                          </w:rPr>
+                        </w:pPr>
+                        <w:r>
+                          <w:t xml:space="preserve">Figure </w:t>
+                        </w:r>
+                        <w:r>
+                          <w:fldChar w:fldCharType="begin"/>
+                        </w:r>
+                        <w:r>
+                          <w:instrText xml:space="preserve"> SEQ Figure \* ARABIC </w:instrText>
+                        </w:r>
+                        <w:r>
+                          <w:fldChar w:fldCharType="separate"/>
+                        </w:r>
+                        <w:r>
+                          <w:rPr>
+                            <w:noProof/>
+                          </w:rPr>
+                          <w:t>1</w:t>
+                        </w:r>
+                        <w:r>
+                          <w:rPr>
+                            <w:noProof/>
+                          </w:rPr>
+                          <w:fldChar w:fldCharType="end"/>
+                        </w:r>
+                        <w:r>
+                          <w:t xml:space="preserve"> : principe de la mesure.</w:t>
+                        </w:r>
+                      </w:p>
+                    </w:txbxContent>
+                  </v:textbox>
+                </v:shape>
+                <v:group id="Groupe 7" o:spid="_x0000_s1028" style="position:absolute;left:3918;width:65532;height:12865" coordsize="65532,12865" o:gfxdata="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">
+                  <v:group id="Groupe 34" o:spid="_x0000_s1029" style="position:absolute;width:65532;height:12865" coordsize="65532,12865" o:gfxdata="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">
+                    <v:line id="Connecteur droit 6" o:spid="_x0000_s1030" style="position:absolute;flip:y;visibility:visible;mso-wrap-style:square" from="33872,5088" to="33874,8429" o:connectortype="straight" o:gfxdata="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" strokecolor="#0070c0" strokeweight="1pt">
+                      <v:stroke startarrow="block" endarrow="block" joinstyle="miter"/>
+                    </v:line>
+                    <v:group id="Groupe 33" o:spid="_x0000_s1031" style="position:absolute;width:65532;height:12865" coordsize="65532,12865" o:gfxdata="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">
+                      <v:line id="Connecteur droit 4" o:spid="_x0000_s1032" style="position:absolute;flip:y;visibility:visible;mso-wrap-style:square" from="48153,4572" to="48153,5683" o:connectortype="straight" o:gfxdata="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" strokecolor="#4472c4 [3204]" strokeweight="1.5pt">
+                        <v:stroke joinstyle="miter"/>
+                      </v:line>
+                      <v:group id="Groupe 32" o:spid="_x0000_s1033" style="position:absolute;width:65532;height:12865" coordsize="65532,12865" o:gfxdata="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">
+                        <v:line id="Connecteur droit 3" o:spid="_x0000_s1034" style="position:absolute;flip:y;visibility:visible;mso-wrap-style:square" from="18042,4572" to="18042,5685" o:connectortype="straight" o:gfxdata="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" strokecolor="#4472c4 [3204]" strokeweight="1.5pt">
+                          <v:stroke joinstyle="miter"/>
+                        </v:line>
+                        <v:group id="Groupe 31" o:spid="_x0000_s1035" style="position:absolute;width:65532;height:12865" coordsize="65532,12865" o:gfxdata="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">
+                          <v:line id="Connecteur droit 21" o:spid="_x0000_s1036" style="position:absolute;flip:x y;visibility:visible;mso-wrap-style:square" from="33822,8406" to="33822,10893" o:connectortype="straight" o:gfxdata="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" strokecolor="black [3213]">
+                            <v:stroke dashstyle="dashDot" joinstyle="miter"/>
+                          </v:line>
+                          <v:group id="Groupe 30" o:spid="_x0000_s1037" style="position:absolute;width:65532;height:12865" coordsize="65532,12865" o:gfxdata="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">
+                            <v:shape id="Zone de texte 2" o:spid="_x0000_s1038" type="#_x0000_t202" style="position:absolute;left:16700;top:2476;width:2489;height:2642;visibility:visible;mso-wrap-style:square;v-text-anchor:top" o:gfxdata="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" filled="f" stroked="f">
+                              <v:textbox>
+                                <w:txbxContent>
+                                  <w:p>
+                                    <w:pPr>
+                                      <w:rPr>
+                                        <w:rFonts w:ascii="Linux Libertine G" w:hAnsi="Linux Libertine G" w:cs="Linux Libertine G"/>
+                                        <w14:textOutline w14:w="9525" w14:cap="rnd" w14:cmpd="sng" w14:algn="ctr">
+                                          <w14:noFill/>
+                                          <w14:prstDash w14:val="solid"/>
+                                          <w14:bevel/>
+                                        </w14:textOutline>
+                                      </w:rPr>
+                                    </w:pPr>
+                                    <w:r>
+                                      <w:rPr>
+                                        <w:rFonts w:ascii="Linux Libertine G" w:hAnsi="Linux Libertine G" w:cs="Linux Libertine G"/>
+                                        <w14:textOutline w14:w="9525" w14:cap="rnd" w14:cmpd="sng" w14:algn="ctr">
+                                          <w14:noFill/>
+                                          <w14:prstDash w14:val="solid"/>
+                                          <w14:bevel/>
+                                        </w14:textOutline>
+                                      </w:rPr>
+                                      <w:t>A</w:t>
+                                    </w:r>
+                                  </w:p>
+                                </w:txbxContent>
+                              </v:textbox>
+                            </v:shape>
+                            <v:shape id="Zone de texte 2" o:spid="_x0000_s1039" type="#_x0000_t202" style="position:absolute;left:46799;top:2413;width:2489;height:2641;visibility:visible;mso-wrap-style:square;v-text-anchor:top" o:gfxdata="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" filled="f" stroked="f">
+                              <v:textbox>
+                                <w:txbxContent>
+                                  <w:p>
+                                    <w:pPr>
+                                      <w:rPr>
+                                        <w:rFonts w:ascii="Linux Libertine G" w:hAnsi="Linux Libertine G" w:cs="Linux Libertine G"/>
+                                        <w14:textOutline w14:w="9525" w14:cap="rnd" w14:cmpd="sng" w14:algn="ctr">
+                                          <w14:noFill/>
+                                          <w14:prstDash w14:val="solid"/>
+                                          <w14:bevel/>
+                                        </w14:textOutline>
+                                      </w:rPr>
+                                    </w:pPr>
+                                    <w:r>
+                                      <w:rPr>
+                                        <w:rFonts w:ascii="Linux Libertine G" w:hAnsi="Linux Libertine G" w:cs="Linux Libertine G"/>
+                                        <w14:textOutline w14:w="9525" w14:cap="rnd" w14:cmpd="sng" w14:algn="ctr">
+                                          <w14:noFill/>
+                                          <w14:prstDash w14:val="solid"/>
+                                          <w14:bevel/>
+                                        </w14:textOutline>
+                                      </w:rPr>
+                                      <w:t>C</w:t>
+                                    </w:r>
+                                  </w:p>
+                                </w:txbxContent>
+                              </v:textbox>
+                            </v:shape>
+                            <v:group id="Groupe 29" o:spid="_x0000_s1040" style="position:absolute;width:61620;height:11065" coordsize="61620,11065" o:gfxdata="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">
+                              <v:shape id="Zone de texte 2" o:spid="_x0000_s1041" type="#_x0000_t202" style="position:absolute;left:25182;top:7367;width:9842;height:2642;visibility:visible;mso-wrap-style:square;v-text-anchor:top" o:gfxdata="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" filled="f" stroked="f">
+                                <v:textbox>
+                                  <w:txbxContent>
+                                    <w:p>
+                                      <w:pPr>
+                                        <w:rPr>
+                                          <w:rFonts w:ascii="Linux Libertine G" w:hAnsi="Linux Libertine G" w:cs="Linux Libertine G"/>
+                                          <w14:textOutline w14:w="9525" w14:cap="rnd" w14:cmpd="sng" w14:algn="ctr">
+                                            <w14:noFill/>
+                                            <w14:prstDash w14:val="solid"/>
+                                            <w14:bevel/>
+                                          </w14:textOutline>
+                                        </w:rPr>
+                                      </w:pPr>
+                                      <w:r>
+                                        <w:rPr>
+                                          <w:rFonts w:ascii="Linux Libertine G" w:hAnsi="Linux Libertine G" w:cs="Linux Libertine G"/>
+                                          <w14:textOutline w14:w="9525" w14:cap="rnd" w14:cmpd="sng" w14:algn="ctr">
+                                            <w14:noFill/>
+                                            <w14:prstDash w14:val="solid"/>
+                                            <w14:bevel/>
+                                          </w14:textOutline>
+                                        </w:rPr>
+                                        <w:t>Observateur</w:t>
+                                      </w:r>
+                                    </w:p>
+                                  </w:txbxContent>
+                                </v:textbox>
+                              </v:shape>
+                              <v:group id="Groupe 28" o:spid="_x0000_s1042" style="position:absolute;width:61620;height:11065" coordsize="61620,11065" o:gfxdata="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">
+                                <v:shape id="Zone de texte 2" o:spid="_x0000_s1043" type="#_x0000_t202" style="position:absolute;left:33464;top:5245;width:6604;height:2642;visibility:visible;mso-wrap-style:square;v-text-anchor:top" o:gfxdata="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" filled="f" stroked="f">
+                                  <v:textbox>
+                                    <w:txbxContent>
+                                      <w:p>
+                                        <w:pPr>
+                                          <w:rPr>
+                                            <w:rFonts w:ascii="Linux Libertine G" w:hAnsi="Linux Libertine G" w:cs="Linux Libertine G"/>
+                                            <w14:textOutline w14:w="9525" w14:cap="rnd" w14:cmpd="sng" w14:algn="ctr">
+                                              <w14:noFill/>
+                                              <w14:prstDash w14:val="solid"/>
+                                              <w14:bevel/>
+                                            </w14:textOutline>
+                                          </w:rPr>
+                                        </w:pPr>
+                                        <w:r>
+                                          <w:rPr>
+                                            <w:rFonts w:ascii="Linux Libertine G" w:hAnsi="Linux Libertine G" w:cs="Linux Libertine G"/>
+                                            <w14:textOutline w14:w="9525" w14:cap="rnd" w14:cmpd="sng" w14:algn="ctr">
+                                              <w14:noFill/>
+                                              <w14:prstDash w14:val="solid"/>
+                                              <w14:bevel/>
+                                            </w14:textOutline>
+                                          </w:rPr>
+                                          <w:t>d = 6 m</w:t>
+                                        </w:r>
+                                      </w:p>
+                                    </w:txbxContent>
+                                  </v:textbox>
+                                </v:shape>
+                                <v:line id="Connecteur droit 2" o:spid="_x0000_s1044" style="position:absolute;visibility:visible;mso-wrap-style:square" from="63,5143" to="61620,5143" o:connectortype="straight" o:gfxdata="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" strokecolor="#4472c4 [3204]" strokeweight="1.5pt">
+                                  <v:stroke joinstyle="miter"/>
+                                </v:line>
+                                <v:group id="Groupe 17" o:spid="_x0000_s1045" style="position:absolute;left:2032;width:14509;height:5029" coordsize="14509,5029" o:gfxdata="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">
+                                  <v:shapetype id="_x0000_t75" coordsize="21600,21600" o:spt="75" o:preferrelative="t" path="m@4@5l@4@11@9@11@9@5xe" filled="f" stroked="f">
+                                    <v:stroke joinstyle="miter"/>
+                                    <v:formulas>
+                                      <v:f eqn="if lineDrawn pixelLineWidth 0"/>
+                                      <v:f eqn="sum @0 1 0"/>
+                                      <v:f eqn="sum 0 0 @1"/>
+                                      <v:f eqn="prod @2 1 2"/>
+                                      <v:f eqn="prod @3 21600 pixelWidth"/>
+                                      <v:f eqn="prod @3 21600 pixelHeight"/>
+                                      <v:f eqn="sum @0 0 1"/>
+                                      <v:f eqn="prod @6 1 2"/>
+                                      <v:f eqn="prod @7 21600 pixelWidth"/>
+                                      <v:f eqn="sum @8 21600 0"/>
+                                      <v:f eqn="prod @7 21600 pixelHeight"/>
+                                      <v:f eqn="sum @10 21600 0"/>
+                                    </v:formulas>
+                                    <v:path o:extrusionok="f" gradientshapeok="t" o:connecttype="rect"/>
+                                    <o:lock v:ext="edit" aspectratio="t"/>
+                                  </v:shapetype>
+                                  <v:shape id="Image 16" o:spid="_x0000_s1046" type="#_x0000_t75" style="position:absolute;width:14509;height:5029;visibility:visible;mso-wrap-style:square" o:gfxdata="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">
+                                    <v:imagedata r:id="rId9" o:title="c203857e-51ea-4a11-8e52-4085d8aebea2"/>
+                                  </v:shape>
+                                  <v:shape id="Image 15" o:spid="_x0000_s1047" type="#_x0000_t75" style="position:absolute;left:6407;top:2909;width:1207;height:1206;visibility:visible;mso-wrap-style:square" o:gfxdata="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">
+                                    <v:imagedata r:id="rId10" o:title="4526154D"/>
+                                  </v:shape>
+                                </v:group>
+                                <v:line id="Connecteur droit 18" o:spid="_x0000_s1048" style="position:absolute;visibility:visible;mso-wrap-style:square" from="0,10287" to="61556,10287" o:connectortype="straight" o:gfxdata="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" strokecolor="black [3213]">
+                                  <v:stroke endarrow="block" joinstyle="miter"/>
+                                </v:line>
+                                <v:line id="Connecteur droit 19" o:spid="_x0000_s1049" style="position:absolute;flip:x y;visibility:visible;mso-wrap-style:square" from="18034,5651" to="18063,11065" o:connectortype="straight" o:gfxdata="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" strokecolor="black [3213]">
+                                  <v:stroke dashstyle="dashDot" joinstyle="miter"/>
+                                </v:line>
+                                <v:line id="Connecteur droit 20" o:spid="_x0000_s1050" style="position:absolute;flip:x y;visibility:visible;mso-wrap-style:square" from="48133,5651" to="48162,11065" o:connectortype="straight" o:gfxdata="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" strokecolor="black [3213]">
+                                  <v:stroke dashstyle="dashDot" joinstyle="miter"/>
+                                </v:line>
+                              </v:group>
+                              <v:shapetype id="_x0000_t120" coordsize="21600,21600" o:spt="120" path="m10800,qx,10800,10800,21600,21600,10800,10800,xe">
+                                <v:path gradientshapeok="t" o:connecttype="custom" o:connectlocs="10800,0;3163,3163;0,10800;3163,18437;10800,21600;18437,18437;21600,10800;18437,3163" textboxrect="3163,3163,18437,18437"/>
+                              </v:shapetype>
+                              <v:shape id="Organigramme : Connecteur 22" o:spid="_x0000_s1051" type="#_x0000_t120" style="position:absolute;left:33655;top:8382;width:457;height:457;visibility:visible;mso-wrap-style:square;v-text-anchor:middle" o:gfxdata="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" fillcolor="black [3213]" strokecolor="black [3213]" strokeweight="1pt">
+                                <v:stroke joinstyle="miter"/>
+                              </v:shape>
+                            </v:group>
+                            <v:shape id="Zone de texte 2" o:spid="_x0000_s1052" type="#_x0000_t202" style="position:absolute;left:58928;top:10033;width:6604;height:2641;visibility:visible;mso-wrap-style:square;v-text-anchor:top" o:gfxdata="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" filled="f" stroked="f">
+                              <v:textbox>
+                                <w:txbxContent>
+                                  <w:p>
+                                    <w:pPr>
+                                      <w:rPr>
+                                        <w:rFonts w:ascii="Linux Libertine G" w:hAnsi="Linux Libertine G" w:cs="Linux Libertine G"/>
+                                        <w14:textOutline w14:w="9525" w14:cap="rnd" w14:cmpd="sng" w14:algn="ctr">
+                                          <w14:noFill/>
+                                          <w14:prstDash w14:val="solid"/>
+                                          <w14:bevel/>
+                                        </w14:textOutline>
+                                      </w:rPr>
+                                    </w:pPr>
+                                    <w:r>
+                                      <w:rPr>
+                                        <w:rFonts w:ascii="Linux Libertine G" w:hAnsi="Linux Libertine G" w:cs="Linux Libertine G"/>
+                                        <w14:textOutline w14:w="9525" w14:cap="rnd" w14:cmpd="sng" w14:algn="ctr">
+                                          <w14:noFill/>
+                                          <w14:prstDash w14:val="solid"/>
+                                          <w14:bevel/>
+                                        </w14:textOutline>
+                                      </w:rPr>
+                                      <w:t>t (s)</w:t>
+                                    </w:r>
+                                  </w:p>
+                                </w:txbxContent>
+                              </v:textbox>
+                            </v:shape>
+                            <v:shape id="Zone de texte 2" o:spid="_x0000_s1053" type="#_x0000_t202" style="position:absolute;left:16573;top:10223;width:3137;height:2642;visibility:visible;mso-wrap-style:square;v-text-anchor:top" o:gfxdata="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" filled="f" stroked="f">
+                              <v:textbox>
+                                <w:txbxContent>
+                                  <w:p>
+                                    <w:pPr>
+                                      <w:jc w:val="center"/>
+                                      <w:rPr>
+                                        <w:rFonts w:ascii="Linux Libertine G" w:hAnsi="Linux Libertine G" w:cs="Linux Libertine G"/>
+                                        <w14:textOutline w14:w="9525" w14:cap="rnd" w14:cmpd="sng" w14:algn="ctr">
+                                          <w14:noFill/>
+                                          <w14:prstDash w14:val="solid"/>
+                                          <w14:bevel/>
+                                        </w14:textOutline>
+                                      </w:rPr>
+                                    </w:pPr>
+                                    <w:r>
+                                      <w:rPr>
+                                        <w:rFonts w:ascii="Linux Libertine G" w:hAnsi="Linux Libertine G" w:cs="Linux Libertine G"/>
+                                        <w14:textOutline w14:w="9525" w14:cap="rnd" w14:cmpd="sng" w14:algn="ctr">
+                                          <w14:noFill/>
+                                          <w14:prstDash w14:val="solid"/>
+                                          <w14:bevel/>
+                                        </w14:textOutline>
+                                      </w:rPr>
+                                      <w:t>t</w:t>
+                                    </w:r>
+                                    <w:r>
+                                      <w:rPr>
+                                        <w:rFonts w:ascii="Linux Libertine G" w:hAnsi="Linux Libertine G" w:cs="Linux Libertine G"/>
+                                        <w:vertAlign w:val="subscript"/>
+                                        <w14:textOutline w14:w="9525" w14:cap="rnd" w14:cmpd="sng" w14:algn="ctr">
+                                          <w14:noFill/>
+                                          <w14:prstDash w14:val="solid"/>
+                                          <w14:bevel/>
+                                        </w14:textOutline>
+                                      </w:rPr>
+                                      <w:t>0</w:t>
+                                    </w:r>
+                                  </w:p>
+                                </w:txbxContent>
+                              </v:textbox>
+                            </v:shape>
+                            <v:shape id="Zone de texte 2" o:spid="_x0000_s1054" type="#_x0000_t202" style="position:absolute;left:32321;top:10223;width:3137;height:2642;visibility:visible;mso-wrap-style:square;v-text-anchor:top" o:gfxdata="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" filled="f" stroked="f">
+                              <v:textbox>
+                                <w:txbxContent>
+                                  <w:p>
+                                    <w:pPr>
+                                      <w:jc w:val="center"/>
+                                      <w:rPr>
+                                        <w:rFonts w:ascii="Linux Libertine G" w:hAnsi="Linux Libertine G" w:cs="Linux Libertine G"/>
+                                        <w14:textOutline w14:w="9525" w14:cap="rnd" w14:cmpd="sng" w14:algn="ctr">
+                                          <w14:noFill/>
+                                          <w14:prstDash w14:val="solid"/>
+                                          <w14:bevel/>
+                                        </w14:textOutline>
+                                      </w:rPr>
+                                    </w:pPr>
+                                    <w:r>
+                                      <w:rPr>
+                                        <w:rFonts w:ascii="Linux Libertine G" w:hAnsi="Linux Libertine G" w:cs="Linux Libertine G"/>
+                                        <w14:textOutline w14:w="9525" w14:cap="rnd" w14:cmpd="sng" w14:algn="ctr">
+                                          <w14:noFill/>
+                                          <w14:prstDash w14:val="solid"/>
+                                          <w14:bevel/>
+                                        </w14:textOutline>
+                                      </w:rPr>
+                                      <w:t>t</w:t>
+                                    </w:r>
+                                    <w:r>
+                                      <w:rPr>
+                                        <w:rFonts w:ascii="Linux Libertine G" w:hAnsi="Linux Libertine G" w:cs="Linux Libertine G"/>
+                                        <w:vertAlign w:val="subscript"/>
+                                        <w14:textOutline w14:w="9525" w14:cap="rnd" w14:cmpd="sng" w14:algn="ctr">
+                                          <w14:noFill/>
+                                          <w14:prstDash w14:val="solid"/>
+                                          <w14:bevel/>
+                                        </w14:textOutline>
+                                      </w:rPr>
+                                      <w:t>1</w:t>
+                                    </w:r>
+                                  </w:p>
+                                </w:txbxContent>
+                              </v:textbox>
+                            </v:shape>
+                            <v:shape id="Zone de texte 2" o:spid="_x0000_s1055" type="#_x0000_t202" style="position:absolute;left:46291;top:10223;width:3715;height:2642;visibility:visible;mso-wrap-style:square;v-text-anchor:top" o:gfxdata="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" filled="f" stroked="f">
+                              <v:textbox>
+                                <w:txbxContent>
+                                  <w:p>
+                                    <w:pPr>
+                                      <w:jc w:val="center"/>
+                                      <w:rPr>
+                                        <w:rFonts w:ascii="Linux Libertine G" w:hAnsi="Linux Libertine G" w:cs="Linux Libertine G"/>
+                                        <w14:textOutline w14:w="9525" w14:cap="rnd" w14:cmpd="sng" w14:algn="ctr">
+                                          <w14:noFill/>
+                                          <w14:prstDash w14:val="solid"/>
+                                          <w14:bevel/>
+                                        </w14:textOutline>
+                                      </w:rPr>
+                                    </w:pPr>
+                                    <w:r>
+                                      <w:rPr>
+                                        <w:rFonts w:ascii="Linux Libertine G" w:hAnsi="Linux Libertine G" w:cs="Linux Libertine G"/>
+                                        <w14:textOutline w14:w="9525" w14:cap="rnd" w14:cmpd="sng" w14:algn="ctr">
+                                          <w14:noFill/>
+                                          <w14:prstDash w14:val="solid"/>
+                                          <w14:bevel/>
+                                        </w14:textOutline>
+                                      </w:rPr>
+                                      <w:t>t</w:t>
+                                    </w:r>
+                                    <w:r>
+                                      <w:rPr>
+                                        <w:rFonts w:ascii="Linux Libertine G" w:hAnsi="Linux Libertine G" w:cs="Linux Libertine G"/>
+                                        <w:vertAlign w:val="subscript"/>
+                                        <w14:textOutline w14:w="9525" w14:cap="rnd" w14:cmpd="sng" w14:algn="ctr">
+                                          <w14:noFill/>
+                                          <w14:prstDash w14:val="solid"/>
+                                          <w14:bevel/>
+                                        </w14:textOutline>
+                                      </w:rPr>
+                                      <w:t>2</w:t>
+                                    </w:r>
+                                  </w:p>
+                                </w:txbxContent>
+                              </v:textbox>
+                            </v:shape>
+                          </v:group>
+                        </v:group>
+                      </v:group>
+                    </v:group>
+                  </v:group>
+                  <v:shape id="Zone de texte 2" o:spid="_x0000_s1056" type="#_x0000_t202" style="position:absolute;left:32605;top:2526;width:2489;height:2642;visibility:visible;mso-wrap-style:square;v-text-anchor:top" o:gfxdata="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" filled="f" stroked="f">
+                    <v:textbox>
+                      <w:txbxContent>
+                        <w:p>
+                          <w:pPr>
+                            <w:rPr>
+                              <w:rFonts w:ascii="Linux Libertine G" w:hAnsi="Linux Libertine G" w:cs="Linux Libertine G"/>
+                              <w14:textOutline w14:w="9525" w14:cap="rnd" w14:cmpd="sng" w14:algn="ctr">
+                                <w14:noFill/>
+                                <w14:prstDash w14:val="solid"/>
+                                <w14:bevel/>
+                              </w14:textOutline>
+                            </w:rPr>
+                          </w:pPr>
+                          <w:r>
+                            <w:rPr>
+                              <w:rFonts w:ascii="Linux Libertine G" w:hAnsi="Linux Libertine G" w:cs="Linux Libertine G"/>
+                              <w14:textOutline w14:w="9525" w14:cap="rnd" w14:cmpd="sng" w14:algn="ctr">
+                                <w14:noFill/>
+                                <w14:prstDash w14:val="solid"/>
+                                <w14:bevel/>
+                              </w14:textOutline>
+                            </w:rPr>
+                            <w:t>B</w:t>
+                          </w:r>
+                        </w:p>
+                      </w:txbxContent>
+                    </v:textbox>
+                  </v:shape>
+                </v:group>
+                <w10:wrap anchorx="margin"/>
+              </v:group>
+            </w:pict>
+          </mc:Fallback>
+        </mc:AlternateContent>
+      </w:r>
+    </w:p>
+    <w:p>
+      <w:pPr>
+        <w:jc w:val="both"/>
+        <w:rPr>
+          <w:rFonts w:ascii="Linux Libertine G" w:hAnsi="Linux Libertine G" w:cs="Linux Libertine G"/>
+        </w:rPr>
+      </w:pPr>
+    </w:p>
+    <w:p>
+      <w:pPr>
+        <w:jc w:val="both"/>
+        <w:rPr>
+          <w:rFonts w:ascii="Linux Libertine G" w:hAnsi="Linux Libertine G" w:cs="Linux Libertine G"/>
+        </w:rPr>
+      </w:pPr>
+    </w:p>
+    <w:p>
+      <w:pPr>
+        <w:jc w:val="both"/>
+        <w:rPr>
+          <w:rFonts w:ascii="Linux Libertine G" w:hAnsi="Linux Libertine G" w:cs="Linux Libertine G"/>
+        </w:rPr>
+      </w:pPr>
+    </w:p>
+    <w:p/>
+    <w:p>
+      <w:pPr>
+        <w:jc w:val="both"/>
+        <w:rPr>
+          <w:rFonts w:ascii="Linux Libertine G" w:hAnsi="Linux Libertine G" w:cs="Linux Libertine G"/>
+        </w:rPr>
+      </w:pPr>
+    </w:p>
+    <w:p>
+      <w:pPr>
+        <w:jc w:val="both"/>
+        <w:rPr>
+          <w:rFonts w:ascii="Linux Libertine G" w:hAnsi="Linux Libertine G" w:cs="Linux Libertine G"/>
+        </w:rPr>
+      </w:pPr>
+      <w:r>
+        <w:rPr>
+          <w:rFonts w:ascii="Linux Libertine G" w:hAnsi="Linux Libertine G" w:cs="Linux Libertine G"/>
+        </w:rPr>
+        <w:t>L’étudiant commence l’enregistrement du son lorsque le véhicule est au point A (t₀ = 0 s) et arrête l’enregistrement lorsque le véhicule atteint le point C (t₂</w:t>
+      </w:r>
+      <w:r>
+        <w:rPr>
+          <w:rFonts w:ascii="Linux Libertine G" w:hAnsi="Linux Libertine G" w:cs="Linux Libertine G"/>
+        </w:rPr>
+        <w:t xml:space="preserve"> </w:t>
+      </w:r>
+      <w:r>
+        <w:rPr>
+          <w:rFonts w:ascii="Linux Libertine G" w:hAnsi="Linux Libertine G" w:cs="Linux Libertine G"/>
+        </w:rPr>
+        <w:t xml:space="preserve">= 10 s). Le véhicule passe perpendiculairement à l’observateur en B (t₁ = 5 s). Le véhicule est déjà en mouvement lorsqu’il arrive au point A. L’environnement est totalement silencieux, ce qui rend la prise de son idéale. Le fichier audio est nommé </w:t>
+      </w:r>
+      <w:r>
+        <w:rPr>
+          <w:rFonts w:ascii="Linux Libertine G" w:hAnsi="Linux Libertine G" w:cs="Linux Libertine G"/>
+        </w:rPr>
+        <w:t>« </w:t>
+      </w:r>
+      <w:r>
+        <w:rPr>
+          <w:rFonts w:ascii="Linux Libertine G" w:hAnsi="Linux Libertine G" w:cs="Linux Libertine G"/>
+        </w:rPr>
+        <w:t>son_1.wav</w:t>
+      </w:r>
+      <w:r>
+        <w:rPr>
+          <w:rFonts w:ascii="Linux Libertine G" w:hAnsi="Linux Libertine G" w:cs="Linux Libertine G"/>
+        </w:rPr>
+        <w:t> »</w:t>
+      </w:r>
+      <w:r>
+        <w:rPr>
+          <w:rFonts w:ascii="Linux Libertine G" w:hAnsi="Linux Libertine G" w:cs="Linux Libertine G"/>
+        </w:rPr>
+        <w:t>.</w:t>
+      </w:r>
+      <w:r>
+        <w:rPr>
+          <w:rFonts w:ascii="Linux Libertine G" w:hAnsi="Linux Libertine G" w:cs="Linux Libertine G"/>
+        </w:rPr>
+        <w:t xml:space="preserve"> </w:t>
+      </w:r>
+      <w:r>
+        <w:rPr>
+          <w:rFonts w:ascii="Linux Libertine G" w:hAnsi="Linux Libertine G" w:cs="Linux Libertine G"/>
+        </w:rPr>
+        <w:t>Le</w:t>
+      </w:r>
+      <w:r>
+        <w:rPr>
+          <w:rFonts w:ascii="Linux Libertine G" w:hAnsi="Linux Libertine G" w:cs="Linux Libertine G"/>
+        </w:rPr>
+        <w:t xml:space="preserve"> </w:t>
+      </w:r>
+      <w:r>
+        <w:rPr>
+          <w:rFonts w:ascii="Linux Libertine G" w:hAnsi="Linux Libertine G" w:cs="Linux Libertine G"/>
+        </w:rPr>
+        <w:t>système d’enregistrement applique une normalisation automatique du gain (AGC)</w:t>
+      </w:r>
+      <w:r>
+        <w:rPr>
+          <w:rFonts w:ascii="Linux Libertine G" w:hAnsi="Linux Libertine G" w:cs="Linux Libertine G"/>
+        </w:rPr>
+        <w:t>, le</w:t>
+      </w:r>
+      <w:r>
+        <w:rPr>
+          <w:rFonts w:ascii="Linux Libertine G" w:hAnsi="Linux Libertine G" w:cs="Linux Libertine G"/>
+        </w:rPr>
+        <w:t xml:space="preserve"> niveau sonore </w:t>
+      </w:r>
+      <w:r>
+        <w:rPr>
+          <w:rFonts w:ascii="Linux Libertine G" w:hAnsi="Linux Libertine G" w:cs="Linux Libertine G"/>
+        </w:rPr>
+        <w:t xml:space="preserve">est toujours </w:t>
+      </w:r>
+      <w:r>
+        <w:rPr>
+          <w:rFonts w:ascii="Linux Libertine G" w:hAnsi="Linux Libertine G" w:cs="Linux Libertine G"/>
+        </w:rPr>
+        <w:t>constant.</w:t>
       </w:r>
     </w:p>
     <w:p>
@@ -1707,7 +3383,6 @@
           <w:color w:val="000000" w:themeColor="text1"/>
         </w:rPr>
       </w:pPr>
-      <w:bookmarkStart w:id="2" w:name="_Toc214911060"/>
       <w:r>
         <w:rPr>
           <w:rFonts w:asciiTheme="minorHAnsi" w:hAnsiTheme="minorHAnsi" w:cstheme="minorHAnsi"/>
@@ -1772,16 +3447,6 @@
         </w:rPr>
         <w:t>.</w:t>
       </w:r>
-    </w:p>
-    <w:p>
-      <w:pPr>
-        <w:ind w:firstLine="708"/>
-        <w:jc w:val="both"/>
-        <w:rPr>
-          <w:rFonts w:cstheme="minorHAnsi"/>
-          <w:color w:val="000000" w:themeColor="text1"/>
-        </w:rPr>
-      </w:pPr>
     </w:p>
     <w:p>
       <w:pPr>
@@ -2198,6 +3863,7 @@
           <w:color w:val="000000" w:themeColor="text1"/>
           <w:lang w:val="fr-FR"/>
         </w:rPr>
+        <w:lastRenderedPageBreak/>
         <w:t>3</w:t>
       </w:r>
       <w:r>
@@ -2518,7 +4184,6 @@
           <w:rFonts w:asciiTheme="minorHAnsi" w:hAnsiTheme="minorHAnsi" w:cstheme="minorHAnsi"/>
           <w:color w:val="000000" w:themeColor="text1"/>
         </w:rPr>
-        <w:lastRenderedPageBreak/>
         <w:tab/>
       </w:r>
       <w:bookmarkStart w:id="14" w:name="_Toc214911072"/>
@@ -2769,7 +4434,7 @@
       </w:pPr>
     </w:p>
     <w:sectPr>
-      <w:footerReference w:type="default" r:id="rId7"/>
+      <w:footerReference w:type="default" r:id="rId11"/>
       <w:pgSz w:w="11906" w:h="16838"/>
       <w:pgMar w:top="1417" w:right="1417" w:bottom="1417" w:left="1417" w:header="708" w:footer="708" w:gutter="0"/>
       <w:cols w:space="708"/>
@@ -3621,6 +5286,25 @@
       <w:ind w:left="440"/>
     </w:pPr>
   </w:style>
+  <w:style w:type="paragraph" w:styleId="Lgende">
+    <w:name w:val="caption"/>
+    <w:basedOn w:val="Normal"/>
+    <w:next w:val="Normal"/>
+    <w:uiPriority w:val="35"/>
+    <w:unhideWhenUsed/>
+    <w:qFormat/>
+    <w:rsid w:val="00F86119"/>
+    <w:pPr>
+      <w:spacing w:after="200" w:line="240" w:lineRule="auto"/>
+    </w:pPr>
+    <w:rPr>
+      <w:i/>
+      <w:iCs/>
+      <w:color w:val="44546A" w:themeColor="text2"/>
+      <w:sz w:val="18"/>
+      <w:szCs w:val="18"/>
+    </w:rPr>
+  </w:style>
 </w:styles>
 </file>
 
